--- a/klagomål/A 54617-2025 FSC-klagomål.docx
+++ b/klagomål/A 54617-2025 FSC-klagomål.docx
@@ -1383,7 +1383,7 @@
     <w:r>
       <w:tab/>
       <w:tab/>
-      <w:t>2025-11-06</w:t>
+      <w:t>2025-11-07</w:t>
       <w:br/>
       <w:br/>
     </w:r>

--- a/klagomål/A 54617-2025 FSC-klagomål.docx
+++ b/klagomål/A 54617-2025 FSC-klagomål.docx
@@ -1383,7 +1383,7 @@
     <w:r>
       <w:tab/>
       <w:tab/>
-      <w:t>2025-11-07</w:t>
+      <w:t>2025-11-08</w:t>
       <w:br/>
       <w:br/>
     </w:r>

--- a/klagomål/A 54617-2025 FSC-klagomål.docx
+++ b/klagomål/A 54617-2025 FSC-klagomål.docx
@@ -1383,7 +1383,7 @@
     <w:r>
       <w:tab/>
       <w:tab/>
-      <w:t>2025-11-08</w:t>
+      <w:t>2025-11-09</w:t>
       <w:br/>
       <w:br/>
     </w:r>

--- a/klagomål/A 54617-2025 FSC-klagomål.docx
+++ b/klagomål/A 54617-2025 FSC-klagomål.docx
@@ -1383,7 +1383,7 @@
     <w:r>
       <w:tab/>
       <w:tab/>
-      <w:t>2025-11-09</w:t>
+      <w:t>2025-11-10</w:t>
       <w:br/>
       <w:br/>
     </w:r>

--- a/klagomål/A 54617-2025 FSC-klagomål.docx
+++ b/klagomål/A 54617-2025 FSC-klagomål.docx
@@ -1383,7 +1383,7 @@
     <w:r>
       <w:tab/>
       <w:tab/>
-      <w:t>2025-11-10</w:t>
+      <w:t>2025-11-11</w:t>
       <w:br/>
       <w:br/>
     </w:r>

--- a/klagomål/A 54617-2025 FSC-klagomål.docx
+++ b/klagomål/A 54617-2025 FSC-klagomål.docx
@@ -1383,7 +1383,7 @@
     <w:r>
       <w:tab/>
       <w:tab/>
-      <w:t>2025-11-11</w:t>
+      <w:t>2025-11-12</w:t>
       <w:br/>
       <w:br/>
     </w:r>

--- a/klagomål/A 54617-2025 FSC-klagomål.docx
+++ b/klagomål/A 54617-2025 FSC-klagomål.docx
@@ -1383,7 +1383,7 @@
     <w:r>
       <w:tab/>
       <w:tab/>
-      <w:t>2025-11-12</w:t>
+      <w:t>2025-11-13</w:t>
       <w:br/>
       <w:br/>
     </w:r>

--- a/klagomål/A 54617-2025 FSC-klagomål.docx
+++ b/klagomål/A 54617-2025 FSC-klagomål.docx
@@ -1383,7 +1383,7 @@
     <w:r>
       <w:tab/>
       <w:tab/>
-      <w:t>2025-11-13</w:t>
+      <w:t>2025-11-14</w:t>
       <w:br/>
       <w:br/>
     </w:r>

--- a/klagomål/A 54617-2025 FSC-klagomål.docx
+++ b/klagomål/A 54617-2025 FSC-klagomål.docx
@@ -1383,7 +1383,7 @@
     <w:r>
       <w:tab/>
       <w:tab/>
-      <w:t>2025-11-14</w:t>
+      <w:t>2025-11-15</w:t>
       <w:br/>
       <w:br/>
     </w:r>

--- a/klagomål/A 54617-2025 FSC-klagomål.docx
+++ b/klagomål/A 54617-2025 FSC-klagomål.docx
@@ -1383,7 +1383,7 @@
     <w:r>
       <w:tab/>
       <w:tab/>
-      <w:t>2025-11-15</w:t>
+      <w:t>2025-11-20</w:t>
       <w:br/>
       <w:br/>
     </w:r>

--- a/klagomål/A 54617-2025 FSC-klagomål.docx
+++ b/klagomål/A 54617-2025 FSC-klagomål.docx
@@ -1383,7 +1383,7 @@
     <w:r>
       <w:tab/>
       <w:tab/>
-      <w:t>2025-11-20</w:t>
+      <w:t>2025-11-21</w:t>
       <w:br/>
       <w:br/>
     </w:r>

--- a/klagomål/A 54617-2025 FSC-klagomål.docx
+++ b/klagomål/A 54617-2025 FSC-klagomål.docx
@@ -1383,7 +1383,7 @@
     <w:r>
       <w:tab/>
       <w:tab/>
-      <w:t>2025-11-21</w:t>
+      <w:t>2025-11-22</w:t>
       <w:br/>
       <w:br/>
     </w:r>

--- a/klagomål/A 54617-2025 FSC-klagomål.docx
+++ b/klagomål/A 54617-2025 FSC-klagomål.docx
@@ -1383,7 +1383,7 @@
     <w:r>
       <w:tab/>
       <w:tab/>
-      <w:t>2025-11-22</w:t>
+      <w:t>2025-11-23</w:t>
       <w:br/>
       <w:br/>
     </w:r>

--- a/klagomål/A 54617-2025 FSC-klagomål.docx
+++ b/klagomål/A 54617-2025 FSC-klagomål.docx
@@ -1383,7 +1383,7 @@
     <w:r>
       <w:tab/>
       <w:tab/>
-      <w:t>2025-11-23</w:t>
+      <w:t>2025-11-24</w:t>
       <w:br/>
       <w:br/>
     </w:r>

--- a/klagomål/A 54617-2025 FSC-klagomål.docx
+++ b/klagomål/A 54617-2025 FSC-klagomål.docx
@@ -1383,7 +1383,7 @@
     <w:r>
       <w:tab/>
       <w:tab/>
-      <w:t>2025-11-24</w:t>
+      <w:t>2025-11-25</w:t>
       <w:br/>
       <w:br/>
     </w:r>

--- a/klagomål/A 54617-2025 FSC-klagomål.docx
+++ b/klagomål/A 54617-2025 FSC-klagomål.docx
@@ -1383,7 +1383,7 @@
     <w:r>
       <w:tab/>
       <w:tab/>
-      <w:t>2025-11-25</w:t>
+      <w:t>2025-11-26</w:t>
       <w:br/>
       <w:br/>
     </w:r>

--- a/klagomål/A 54617-2025 FSC-klagomål.docx
+++ b/klagomål/A 54617-2025 FSC-klagomål.docx
@@ -1383,7 +1383,7 @@
     <w:r>
       <w:tab/>
       <w:tab/>
-      <w:t>2025-11-26</w:t>
+      <w:t>2025-11-27</w:t>
       <w:br/>
       <w:br/>
     </w:r>

--- a/klagomål/A 54617-2025 FSC-klagomål.docx
+++ b/klagomål/A 54617-2025 FSC-klagomål.docx
@@ -1383,7 +1383,7 @@
     <w:r>
       <w:tab/>
       <w:tab/>
-      <w:t>2025-11-27</w:t>
+      <w:t>2025-11-28</w:t>
       <w:br/>
       <w:br/>
     </w:r>

--- a/klagomål/A 54617-2025 FSC-klagomål.docx
+++ b/klagomål/A 54617-2025 FSC-klagomål.docx
@@ -1383,7 +1383,7 @@
     <w:r>
       <w:tab/>
       <w:tab/>
-      <w:t>2025-11-28</w:t>
+      <w:t>2025-11-29</w:t>
       <w:br/>
       <w:br/>
     </w:r>

--- a/klagomål/A 54617-2025 FSC-klagomål.docx
+++ b/klagomål/A 54617-2025 FSC-klagomål.docx
@@ -1383,7 +1383,7 @@
     <w:r>
       <w:tab/>
       <w:tab/>
-      <w:t>2025-11-29</w:t>
+      <w:t>2025-11-30</w:t>
       <w:br/>
       <w:br/>
     </w:r>

--- a/klagomål/A 54617-2025 FSC-klagomål.docx
+++ b/klagomål/A 54617-2025 FSC-klagomål.docx
@@ -1383,7 +1383,7 @@
     <w:r>
       <w:tab/>
       <w:tab/>
-      <w:t>2025-11-30</w:t>
+      <w:t>2025-12-01</w:t>
       <w:br/>
       <w:br/>
     </w:r>

--- a/klagomål/A 54617-2025 FSC-klagomål.docx
+++ b/klagomål/A 54617-2025 FSC-klagomål.docx
@@ -1383,7 +1383,7 @@
     <w:r>
       <w:tab/>
       <w:tab/>
-      <w:t>2025-12-01</w:t>
+      <w:t>2025-12-02</w:t>
       <w:br/>
       <w:br/>
     </w:r>

--- a/klagomål/A 54617-2025 FSC-klagomål.docx
+++ b/klagomål/A 54617-2025 FSC-klagomål.docx
@@ -1383,7 +1383,7 @@
     <w:r>
       <w:tab/>
       <w:tab/>
-      <w:t>2025-12-02</w:t>
+      <w:t>2025-12-03</w:t>
       <w:br/>
       <w:br/>
     </w:r>

--- a/klagomål/A 54617-2025 FSC-klagomål.docx
+++ b/klagomål/A 54617-2025 FSC-klagomål.docx
@@ -1383,7 +1383,7 @@
     <w:r>
       <w:tab/>
       <w:tab/>
-      <w:t>2025-12-03</w:t>
+      <w:t>2025-12-04</w:t>
       <w:br/>
       <w:br/>
     </w:r>

--- a/klagomål/A 54617-2025 FSC-klagomål.docx
+++ b/klagomål/A 54617-2025 FSC-klagomål.docx
@@ -1383,7 +1383,7 @@
     <w:r>
       <w:tab/>
       <w:tab/>
-      <w:t>2025-12-04</w:t>
+      <w:t>2025-12-05</w:t>
       <w:br/>
       <w:br/>
     </w:r>

--- a/klagomål/A 54617-2025 FSC-klagomål.docx
+++ b/klagomål/A 54617-2025 FSC-klagomål.docx
@@ -1383,7 +1383,7 @@
     <w:r>
       <w:tab/>
       <w:tab/>
-      <w:t>2025-12-05</w:t>
+      <w:t>2025-12-06</w:t>
       <w:br/>
       <w:br/>
     </w:r>

--- a/klagomål/A 54617-2025 FSC-klagomål.docx
+++ b/klagomål/A 54617-2025 FSC-klagomål.docx
@@ -1383,7 +1383,7 @@
     <w:r>
       <w:tab/>
       <w:tab/>
-      <w:t>2025-12-06</w:t>
+      <w:t>2025-12-07</w:t>
       <w:br/>
       <w:br/>
     </w:r>

--- a/klagomål/A 54617-2025 FSC-klagomål.docx
+++ b/klagomål/A 54617-2025 FSC-klagomål.docx
@@ -1383,7 +1383,7 @@
     <w:r>
       <w:tab/>
       <w:tab/>
-      <w:t>2025-12-07</w:t>
+      <w:t>2025-12-08</w:t>
       <w:br/>
       <w:br/>
     </w:r>

--- a/klagomål/A 54617-2025 FSC-klagomål.docx
+++ b/klagomål/A 54617-2025 FSC-klagomål.docx
@@ -1383,7 +1383,7 @@
     <w:r>
       <w:tab/>
       <w:tab/>
-      <w:t>2025-12-08</w:t>
+      <w:t>2025-12-09</w:t>
       <w:br/>
       <w:br/>
     </w:r>

--- a/klagomål/A 54617-2025 FSC-klagomål.docx
+++ b/klagomål/A 54617-2025 FSC-klagomål.docx
@@ -1383,7 +1383,7 @@
     <w:r>
       <w:tab/>
       <w:tab/>
-      <w:t>2025-12-09</w:t>
+      <w:t>2025-12-10</w:t>
       <w:br/>
       <w:br/>
     </w:r>

--- a/klagomål/A 54617-2025 FSC-klagomål.docx
+++ b/klagomål/A 54617-2025 FSC-klagomål.docx
@@ -1383,7 +1383,7 @@
     <w:r>
       <w:tab/>
       <w:tab/>
-      <w:t>2025-12-10</w:t>
+      <w:t>2025-12-11</w:t>
       <w:br/>
       <w:br/>
     </w:r>

--- a/klagomål/A 54617-2025 FSC-klagomål.docx
+++ b/klagomål/A 54617-2025 FSC-klagomål.docx
@@ -1383,7 +1383,7 @@
     <w:r>
       <w:tab/>
       <w:tab/>
-      <w:t>2025-12-11</w:t>
+      <w:t>2025-12-12</w:t>
       <w:br/>
       <w:br/>
     </w:r>

--- a/klagomål/A 54617-2025 FSC-klagomål.docx
+++ b/klagomål/A 54617-2025 FSC-klagomål.docx
@@ -1383,7 +1383,7 @@
     <w:r>
       <w:tab/>
       <w:tab/>
-      <w:t>2025-12-12</w:t>
+      <w:t>2025-12-13</w:t>
       <w:br/>
       <w:br/>
     </w:r>

--- a/klagomål/A 54617-2025 FSC-klagomål.docx
+++ b/klagomål/A 54617-2025 FSC-klagomål.docx
@@ -1383,7 +1383,7 @@
     <w:r>
       <w:tab/>
       <w:tab/>
-      <w:t>2025-12-19</w:t>
+      <w:t>2025-12-20</w:t>
       <w:br/>
       <w:br/>
     </w:r>

--- a/klagomål/A 54617-2025 FSC-klagomål.docx
+++ b/klagomål/A 54617-2025 FSC-klagomål.docx
@@ -1383,7 +1383,7 @@
     <w:r>
       <w:tab/>
       <w:tab/>
-      <w:t>2025-12-20</w:t>
+      <w:t>2025-12-21</w:t>
       <w:br/>
       <w:br/>
     </w:r>

--- a/klagomål/A 54617-2025 FSC-klagomål.docx
+++ b/klagomål/A 54617-2025 FSC-klagomål.docx
@@ -1383,7 +1383,7 @@
     <w:r>
       <w:tab/>
       <w:tab/>
-      <w:t>2025-12-21</w:t>
+      <w:t>2025-12-22</w:t>
       <w:br/>
       <w:br/>
     </w:r>

--- a/klagomål/A 54617-2025 FSC-klagomål.docx
+++ b/klagomål/A 54617-2025 FSC-klagomål.docx
@@ -1383,7 +1383,7 @@
     <w:r>
       <w:tab/>
       <w:tab/>
-      <w:t>2025-12-22</w:t>
+      <w:t>2025-12-26</w:t>
       <w:br/>
       <w:br/>
     </w:r>

--- a/klagomål/A 54617-2025 FSC-klagomål.docx
+++ b/klagomål/A 54617-2025 FSC-klagomål.docx
@@ -1383,7 +1383,7 @@
     <w:r>
       <w:tab/>
       <w:tab/>
-      <w:t>2026-01-03</w:t>
+      <w:t>2026-01-04</w:t>
       <w:br/>
       <w:br/>
     </w:r>

--- a/klagomål/A 54617-2025 FSC-klagomål.docx
+++ b/klagomål/A 54617-2025 FSC-klagomål.docx
@@ -1383,7 +1383,7 @@
     <w:r>
       <w:tab/>
       <w:tab/>
-      <w:t>2026-01-07</w:t>
+      <w:t>2026-01-08</w:t>
       <w:br/>
       <w:br/>
     </w:r>

--- a/klagomål/A 54617-2025 FSC-klagomål.docx
+++ b/klagomål/A 54617-2025 FSC-klagomål.docx
@@ -1383,7 +1383,7 @@
     <w:r>
       <w:tab/>
       <w:tab/>
-      <w:t>2026-01-08</w:t>
+      <w:t>2026-01-09</w:t>
       <w:br/>
       <w:br/>
     </w:r>

--- a/klagomål/A 54617-2025 FSC-klagomål.docx
+++ b/klagomål/A 54617-2025 FSC-klagomål.docx
@@ -1383,7 +1383,7 @@
     <w:r>
       <w:tab/>
       <w:tab/>
-      <w:t>2026-01-09</w:t>
+      <w:t>2026-01-10</w:t>
       <w:br/>
       <w:br/>
     </w:r>

--- a/klagomål/A 54617-2025 FSC-klagomål.docx
+++ b/klagomål/A 54617-2025 FSC-klagomål.docx
@@ -1383,7 +1383,7 @@
     <w:r>
       <w:tab/>
       <w:tab/>
-      <w:t>2026-01-10</w:t>
+      <w:t>2026-01-11</w:t>
       <w:br/>
       <w:br/>
     </w:r>

--- a/klagomål/A 54617-2025 FSC-klagomål.docx
+++ b/klagomål/A 54617-2025 FSC-klagomål.docx
@@ -1383,7 +1383,7 @@
     <w:r>
       <w:tab/>
       <w:tab/>
-      <w:t>2026-01-11</w:t>
+      <w:t>2026-01-12</w:t>
       <w:br/>
       <w:br/>
     </w:r>

--- a/klagomål/A 54617-2025 FSC-klagomål.docx
+++ b/klagomål/A 54617-2025 FSC-klagomål.docx
@@ -1383,7 +1383,7 @@
     <w:r>
       <w:tab/>
       <w:tab/>
-      <w:t>2026-01-12</w:t>
+      <w:t>2026-01-13</w:t>
       <w:br/>
       <w:br/>
     </w:r>

--- a/klagomål/A 54617-2025 FSC-klagomål.docx
+++ b/klagomål/A 54617-2025 FSC-klagomål.docx
@@ -1383,7 +1383,7 @@
     <w:r>
       <w:tab/>
       <w:tab/>
-      <w:t>2026-01-13</w:t>
+      <w:t>2026-01-14</w:t>
       <w:br/>
       <w:br/>
     </w:r>

--- a/klagomål/A 54617-2025 FSC-klagomål.docx
+++ b/klagomål/A 54617-2025 FSC-klagomål.docx
@@ -1383,7 +1383,7 @@
     <w:r>
       <w:tab/>
       <w:tab/>
-      <w:t>2026-01-14</w:t>
+      <w:t>2026-01-15</w:t>
       <w:br/>
       <w:br/>
     </w:r>

--- a/klagomål/A 54617-2025 FSC-klagomål.docx
+++ b/klagomål/A 54617-2025 FSC-klagomål.docx
@@ -1383,7 +1383,7 @@
     <w:r>
       <w:tab/>
       <w:tab/>
-      <w:t>2026-01-15</w:t>
+      <w:t>2026-01-16</w:t>
       <w:br/>
       <w:br/>
     </w:r>

--- a/klagomål/A 54617-2025 FSC-klagomål.docx
+++ b/klagomål/A 54617-2025 FSC-klagomål.docx
@@ -1383,7 +1383,7 @@
     <w:r>
       <w:tab/>
       <w:tab/>
-      <w:t>2026-01-16</w:t>
+      <w:t>2026-01-17</w:t>
       <w:br/>
       <w:br/>
     </w:r>

--- a/klagomål/A 54617-2025 FSC-klagomål.docx
+++ b/klagomål/A 54617-2025 FSC-klagomål.docx
@@ -1383,7 +1383,7 @@
     <w:r>
       <w:tab/>
       <w:tab/>
-      <w:t>2026-01-17</w:t>
+      <w:t>2026-01-18</w:t>
       <w:br/>
       <w:br/>
     </w:r>

--- a/klagomål/A 54617-2025 FSC-klagomål.docx
+++ b/klagomål/A 54617-2025 FSC-klagomål.docx
@@ -1383,7 +1383,7 @@
     <w:r>
       <w:tab/>
       <w:tab/>
-      <w:t>2026-01-18</w:t>
+      <w:t>2026-01-19</w:t>
       <w:br/>
       <w:br/>
     </w:r>

--- a/klagomål/A 54617-2025 FSC-klagomål.docx
+++ b/klagomål/A 54617-2025 FSC-klagomål.docx
@@ -1383,7 +1383,7 @@
     <w:r>
       <w:tab/>
       <w:tab/>
-      <w:t>2026-01-19</w:t>
+      <w:t>2026-01-20</w:t>
       <w:br/>
       <w:br/>
     </w:r>

--- a/klagomål/A 54617-2025 FSC-klagomål.docx
+++ b/klagomål/A 54617-2025 FSC-klagomål.docx
@@ -1383,7 +1383,7 @@
     <w:r>
       <w:tab/>
       <w:tab/>
-      <w:t>2026-01-20</w:t>
+      <w:t>2026-01-21</w:t>
       <w:br/>
       <w:br/>
     </w:r>

--- a/klagomål/A 54617-2025 FSC-klagomål.docx
+++ b/klagomål/A 54617-2025 FSC-klagomål.docx
@@ -1383,7 +1383,7 @@
     <w:r>
       <w:tab/>
       <w:tab/>
-      <w:t>2026-01-21</w:t>
+      <w:t>2026-01-23</w:t>
       <w:br/>
       <w:br/>
     </w:r>

--- a/klagomål/A 54617-2025 FSC-klagomål.docx
+++ b/klagomål/A 54617-2025 FSC-klagomål.docx
@@ -1383,7 +1383,7 @@
     <w:r>
       <w:tab/>
       <w:tab/>
-      <w:t>2026-01-23</w:t>
+      <w:t>2026-01-24</w:t>
       <w:br/>
       <w:br/>
     </w:r>

--- a/klagomål/A 54617-2025 FSC-klagomål.docx
+++ b/klagomål/A 54617-2025 FSC-klagomål.docx
@@ -1383,7 +1383,7 @@
     <w:r>
       <w:tab/>
       <w:tab/>
-      <w:t>2026-01-24</w:t>
+      <w:t>2026-01-25</w:t>
       <w:br/>
       <w:br/>
     </w:r>

--- a/klagomål/A 54617-2025 FSC-klagomål.docx
+++ b/klagomål/A 54617-2025 FSC-klagomål.docx
@@ -1383,7 +1383,7 @@
     <w:r>
       <w:tab/>
       <w:tab/>
-      <w:t>2026-01-25</w:t>
+      <w:t>2026-01-26</w:t>
       <w:br/>
       <w:br/>
     </w:r>

--- a/klagomål/A 54617-2025 FSC-klagomål.docx
+++ b/klagomål/A 54617-2025 FSC-klagomål.docx
@@ -1383,7 +1383,7 @@
     <w:r>
       <w:tab/>
       <w:tab/>
-      <w:t>2026-01-26</w:t>
+      <w:t>2026-01-27</w:t>
       <w:br/>
       <w:br/>
     </w:r>

--- a/klagomål/A 54617-2025 FSC-klagomål.docx
+++ b/klagomål/A 54617-2025 FSC-klagomål.docx
@@ -1383,7 +1383,7 @@
     <w:r>
       <w:tab/>
       <w:tab/>
-      <w:t>2026-01-27</w:t>
+      <w:t>2026-01-28</w:t>
       <w:br/>
       <w:br/>
     </w:r>

--- a/klagomål/A 54617-2025 FSC-klagomål.docx
+++ b/klagomål/A 54617-2025 FSC-klagomål.docx
@@ -1732,7 +1732,7 @@
     <w:r>
       <w:tab/>
       <w:tab/>
-      <w:t>2026-05-16</w:t>
+      <w:t>2026-05-17</w:t>
       <w:br/>
       <w:br/>
     </w:r>

--- a/klagomål/A 54617-2025 FSC-klagomål.docx
+++ b/klagomål/A 54617-2025 FSC-klagomål.docx
@@ -1732,7 +1732,7 @@
     <w:r>
       <w:tab/>
       <w:tab/>
-      <w:t>2026-05-17</w:t>
+      <w:t>2026-05-18</w:t>
       <w:br/>
       <w:br/>
     </w:r>

--- a/klagomål/A 54617-2025 FSC-klagomål.docx
+++ b/klagomål/A 54617-2025 FSC-klagomål.docx
@@ -1732,7 +1732,7 @@
     <w:r>
       <w:tab/>
       <w:tab/>
-      <w:t>2026-05-18</w:t>
+      <w:t>2026-05-19</w:t>
       <w:br/>
       <w:br/>
     </w:r>

--- a/klagomål/A 54617-2025 FSC-klagomål.docx
+++ b/klagomål/A 54617-2025 FSC-klagomål.docx
@@ -1732,7 +1732,7 @@
     <w:r>
       <w:tab/>
       <w:tab/>
-      <w:t>2026-05-19</w:t>
+      <w:t>2026-05-20</w:t>
       <w:br/>
       <w:br/>
     </w:r>

--- a/klagomål/A 54617-2025 FSC-klagomål.docx
+++ b/klagomål/A 54617-2025 FSC-klagomål.docx
@@ -1732,7 +1732,7 @@
     <w:r>
       <w:tab/>
       <w:tab/>
-      <w:t>2026-05-20</w:t>
+      <w:t>2026-05-21</w:t>
       <w:br/>
       <w:br/>
     </w:r>

--- a/klagomål/A 54617-2025 FSC-klagomål.docx
+++ b/klagomål/A 54617-2025 FSC-klagomål.docx
@@ -1732,7 +1732,7 @@
     <w:r>
       <w:tab/>
       <w:tab/>
-      <w:t>2026-05-21</w:t>
+      <w:t>2026-05-22</w:t>
       <w:br/>
       <w:br/>
     </w:r>

--- a/klagomål/A 54617-2025 FSC-klagomål.docx
+++ b/klagomål/A 54617-2025 FSC-klagomål.docx
@@ -1732,7 +1732,7 @@
     <w:r>
       <w:tab/>
       <w:tab/>
-      <w:t>2026-05-22</w:t>
+      <w:t>2026-05-23</w:t>
       <w:br/>
       <w:br/>
     </w:r>

--- a/klagomål/A 54617-2025 FSC-klagomål.docx
+++ b/klagomål/A 54617-2025 FSC-klagomål.docx
@@ -1732,7 +1732,7 @@
     <w:r>
       <w:tab/>
       <w:tab/>
-      <w:t>2026-05-23</w:t>
+      <w:t>2026-05-24</w:t>
       <w:br/>
       <w:br/>
     </w:r>

--- a/klagomål/A 54617-2025 FSC-klagomål.docx
+++ b/klagomål/A 54617-2025 FSC-klagomål.docx
@@ -1732,7 +1732,7 @@
     <w:r>
       <w:tab/>
       <w:tab/>
-      <w:t>2026-05-24</w:t>
+      <w:t>2026-05-25</w:t>
       <w:br/>
       <w:br/>
     </w:r>

--- a/klagomål/A 54617-2025 FSC-klagomål.docx
+++ b/klagomål/A 54617-2025 FSC-klagomål.docx
@@ -1732,7 +1732,7 @@
     <w:r>
       <w:tab/>
       <w:tab/>
-      <w:t>2026-05-25</w:t>
+      <w:t>2026-05-26</w:t>
       <w:br/>
       <w:br/>
     </w:r>

--- a/klagomål/A 54617-2025 FSC-klagomål.docx
+++ b/klagomål/A 54617-2025 FSC-klagomål.docx
@@ -1732,7 +1732,7 @@
     <w:r>
       <w:tab/>
       <w:tab/>
-      <w:t>2026-05-26</w:t>
+      <w:t>2026-05-27</w:t>
       <w:br/>
       <w:br/>
     </w:r>

--- a/klagomål/A 54617-2025 FSC-klagomål.docx
+++ b/klagomål/A 54617-2025 FSC-klagomål.docx
@@ -1732,7 +1732,7 @@
     <w:r>
       <w:tab/>
       <w:tab/>
-      <w:t>2026-05-27</w:t>
+      <w:t>2026-05-28</w:t>
       <w:br/>
       <w:br/>
     </w:r>

--- a/klagomål/A 54617-2025 FSC-klagomål.docx
+++ b/klagomål/A 54617-2025 FSC-klagomål.docx
@@ -1732,7 +1732,7 @@
     <w:r>
       <w:tab/>
       <w:tab/>
-      <w:t>2026-05-28</w:t>
+      <w:t>2026-05-29</w:t>
       <w:br/>
       <w:br/>
     </w:r>

--- a/klagomål/A 54617-2025 FSC-klagomål.docx
+++ b/klagomål/A 54617-2025 FSC-klagomål.docx
@@ -1732,7 +1732,7 @@
     <w:r>
       <w:tab/>
       <w:tab/>
-      <w:t>2026-05-29</w:t>
+      <w:t>2026-05-30</w:t>
       <w:br/>
       <w:br/>
     </w:r>

--- a/klagomål/A 54617-2025 FSC-klagomål.docx
+++ b/klagomål/A 54617-2025 FSC-klagomål.docx
@@ -1732,7 +1732,7 @@
     <w:r>
       <w:tab/>
       <w:tab/>
-      <w:t>2026-05-30</w:t>
+      <w:t>2026-05-31</w:t>
       <w:br/>
       <w:br/>
     </w:r>

--- a/klagomål/A 54617-2025 FSC-klagomål.docx
+++ b/klagomål/A 54617-2025 FSC-klagomål.docx
@@ -1732,7 +1732,7 @@
     <w:r>
       <w:tab/>
       <w:tab/>
-      <w:t>2026-05-31</w:t>
+      <w:t>2026-06-01</w:t>
       <w:br/>
       <w:br/>
     </w:r>

--- a/klagomål/A 54617-2025 FSC-klagomål.docx
+++ b/klagomål/A 54617-2025 FSC-klagomål.docx
@@ -1732,7 +1732,7 @@
     <w:r>
       <w:tab/>
       <w:tab/>
-      <w:t>2026-06-01</w:t>
+      <w:t>2026-06-02</w:t>
       <w:br/>
       <w:br/>
     </w:r>

--- a/klagomål/A 54617-2025 FSC-klagomål.docx
+++ b/klagomål/A 54617-2025 FSC-klagomål.docx
@@ -1732,7 +1732,7 @@
     <w:r>
       <w:tab/>
       <w:tab/>
-      <w:t>2026-06-02</w:t>
+      <w:t>2026-06-03</w:t>
       <w:br/>
       <w:br/>
     </w:r>

--- a/klagomål/A 54617-2025 FSC-klagomål.docx
+++ b/klagomål/A 54617-2025 FSC-klagomål.docx
@@ -1732,7 +1732,7 @@
     <w:r>
       <w:tab/>
       <w:tab/>
-      <w:t>2026-06-03</w:t>
+      <w:t>2026-06-04</w:t>
       <w:br/>
       <w:br/>
     </w:r>

--- a/klagomål/A 54617-2025 FSC-klagomål.docx
+++ b/klagomål/A 54617-2025 FSC-klagomål.docx
@@ -1732,7 +1732,7 @@
     <w:r>
       <w:tab/>
       <w:tab/>
-      <w:t>2026-06-04</w:t>
+      <w:t>2026-06-05</w:t>
       <w:br/>
       <w:br/>
     </w:r>

--- a/klagomål/A 54617-2025 FSC-klagomål.docx
+++ b/klagomål/A 54617-2025 FSC-klagomål.docx
@@ -1732,7 +1732,7 @@
     <w:r>
       <w:tab/>
       <w:tab/>
-      <w:t>2026-06-05</w:t>
+      <w:t>2026-06-06</w:t>
       <w:br/>
       <w:br/>
     </w:r>

--- a/klagomål/A 54617-2025 FSC-klagomål.docx
+++ b/klagomål/A 54617-2025 FSC-klagomål.docx
@@ -1732,7 +1732,7 @@
     <w:r>
       <w:tab/>
       <w:tab/>
-      <w:t>2026-06-06</w:t>
+      <w:t>2026-06-07</w:t>
       <w:br/>
       <w:br/>
     </w:r>

--- a/klagomål/A 54617-2025 FSC-klagomål.docx
+++ b/klagomål/A 54617-2025 FSC-klagomål.docx
@@ -1732,7 +1732,7 @@
     <w:r>
       <w:tab/>
       <w:tab/>
-      <w:t>2026-06-07</w:t>
+      <w:t>2026-06-08</w:t>
       <w:br/>
       <w:br/>
     </w:r>

--- a/klagomål/A 54617-2025 FSC-klagomål.docx
+++ b/klagomål/A 54617-2025 FSC-klagomål.docx
@@ -1732,7 +1732,7 @@
     <w:r>
       <w:tab/>
       <w:tab/>
-      <w:t>2026-06-08</w:t>
+      <w:t>2026-06-09</w:t>
       <w:br/>
       <w:br/>
     </w:r>

--- a/klagomål/A 54617-2025 FSC-klagomål.docx
+++ b/klagomål/A 54617-2025 FSC-klagomål.docx
@@ -1732,7 +1732,7 @@
     <w:r>
       <w:tab/>
       <w:tab/>
-      <w:t>2026-06-09</w:t>
+      <w:t>2026-06-10</w:t>
       <w:br/>
       <w:br/>
     </w:r>

--- a/klagomål/A 54617-2025 FSC-klagomål.docx
+++ b/klagomål/A 54617-2025 FSC-klagomål.docx
@@ -1732,7 +1732,7 @@
     <w:r>
       <w:tab/>
       <w:tab/>
-      <w:t>2026-06-10</w:t>
+      <w:t>2026-06-11</w:t>
       <w:br/>
       <w:br/>
     </w:r>

--- a/klagomål/A 54617-2025 FSC-klagomål.docx
+++ b/klagomål/A 54617-2025 FSC-klagomål.docx
@@ -1732,7 +1732,7 @@
     <w:r>
       <w:tab/>
       <w:tab/>
-      <w:t>2026-06-11</w:t>
+      <w:t>2026-06-12</w:t>
       <w:br/>
       <w:br/>
     </w:r>

--- a/klagomål/A 54617-2025 FSC-klagomål.docx
+++ b/klagomål/A 54617-2025 FSC-klagomål.docx
@@ -1732,7 +1732,7 @@
     <w:r>
       <w:tab/>
       <w:tab/>
-      <w:t>2026-06-12</w:t>
+      <w:t>2026-06-13</w:t>
       <w:br/>
       <w:br/>
     </w:r>

--- a/klagomål/A 54617-2025 FSC-klagomål.docx
+++ b/klagomål/A 54617-2025 FSC-klagomål.docx
@@ -1732,7 +1732,7 @@
     <w:r>
       <w:tab/>
       <w:tab/>
-      <w:t>2026-06-13</w:t>
+      <w:t>2026-06-14</w:t>
       <w:br/>
       <w:br/>
     </w:r>

--- a/klagomål/A 54617-2025 FSC-klagomål.docx
+++ b/klagomål/A 54617-2025 FSC-klagomål.docx
@@ -1732,7 +1732,7 @@
     <w:r>
       <w:tab/>
       <w:tab/>
-      <w:t>2026-06-15</w:t>
+      <w:t>2026-06-16</w:t>
       <w:br/>
       <w:br/>
     </w:r>

--- a/klagomål/A 54617-2025 FSC-klagomål.docx
+++ b/klagomål/A 54617-2025 FSC-klagomål.docx
@@ -1732,7 +1732,7 @@
     <w:r>
       <w:tab/>
       <w:tab/>
-      <w:t>2026-06-16</w:t>
+      <w:t>2026-06-17</w:t>
       <w:br/>
       <w:br/>
     </w:r>

--- a/klagomål/A 54617-2025 FSC-klagomål.docx
+++ b/klagomål/A 54617-2025 FSC-klagomål.docx
@@ -1,6 +1,6 @@
 
 <file path=word/document.xml><?xml version="1.0" encoding="utf-8"?>
-<w:document xmlns:wpc="http://schemas.microsoft.com/office/word/2010/wordprocessingCanvas" xmlns:cx="http://schemas.microsoft.com/office/drawing/2014/chartex" xmlns:cx1="http://schemas.microsoft.com/office/drawing/2015/9/8/chartex" xmlns:cx2="http://schemas.microsoft.com/office/drawing/2015/10/21/chartex" xmlns:cx3="http://schemas.microsoft.com/office/drawing/2016/5/9/chartex" xmlns:cx4="http://schemas.microsoft.com/office/drawing/2016/5/10/chartex" xmlns:cx5="http://schemas.microsoft.com/office/drawing/2016/5/11/chartex" xmlns:cx6="http://schemas.microsoft.com/office/drawing/2016/5/12/chartex" xmlns:cx7="http://schemas.microsoft.com/office/drawing/2016/5/13/chartex" xmlns:cx8="http://schemas.microsoft.com/office/drawing/2016/5/14/chartex" xmlns:mc="http://schemas.openxmlformats.org/markup-compatibility/2006" xmlns:aink="http://schemas.microsoft.com/office/drawing/2016/ink" xmlns:am3d="http://schemas.microsoft.com/office/drawing/2017/model3d" xmlns:o="urn:schemas-microsoft-com:office:office" xmlns:oel="http://schemas.microsoft.com/office/2019/extlst" xmlns:r="http://schemas.openxmlformats.org/officeDocument/2006/relationships" xmlns:m="http://schemas.openxmlformats.org/officeDocument/2006/math" xmlns:v="urn:schemas-microsoft-com:vml" xmlns:wp14="http://schemas.microsoft.com/office/word/2010/wordprocessingDrawing" xmlns:wp="http://schemas.openxmlformats.org/drawingml/2006/wordprocessingDrawing" xmlns:w10="urn:schemas-microsoft-com:office:word" xmlns:w="http://schemas.openxmlformats.org/wordprocessingml/2006/main" xmlns:w14="http://schemas.microsoft.com/office/word/2010/wordml" xmlns:w15="http://schemas.microsoft.com/office/word/2012/wordml" xmlns:w16cex="http://schemas.microsoft.com/office/word/2018/wordml/cex" xmlns:w16cid="http://schemas.microsoft.com/office/word/2016/wordml/cid" xmlns:w16="http://schemas.microsoft.com/office/word/2018/wordml" xmlns:w16sdtdh="http://schemas.microsoft.com/office/word/2020/wordml/sdtdatahash" xmlns:w16se="http://schemas.microsoft.com/office/word/2015/wordml/symex" xmlns:wpg="http://schemas.microsoft.com/office/word/2010/wordprocessingGroup" xmlns:wpi="http://schemas.microsoft.com/office/word/2010/wordprocessingInk" xmlns:wne="http://schemas.microsoft.com/office/word/2006/wordml" xmlns:wps="http://schemas.microsoft.com/office/word/2010/wordprocessingShape" mc:Ignorable="w14 w15 w16se w16cid w16 w16cex w16sdtdh wp14">
+<w:document xmlns:wpc="http://schemas.microsoft.com/office/word/2010/wordprocessingCanvas" xmlns:cx="http://schemas.microsoft.com/office/drawing/2014/chartex" xmlns:cx1="http://schemas.microsoft.com/office/drawing/2015/9/8/chartex" xmlns:cx2="http://schemas.microsoft.com/office/drawing/2015/10/21/chartex" xmlns:cx3="http://schemas.microsoft.com/office/drawing/2016/5/9/chartex" xmlns:cx4="http://schemas.microsoft.com/office/drawing/2016/5/10/chartex" xmlns:cx5="http://schemas.microsoft.com/office/drawing/2016/5/11/chartex" xmlns:cx6="http://schemas.microsoft.com/office/drawing/2016/5/12/chartex" xmlns:cx7="http://schemas.microsoft.com/office/drawing/2016/5/13/chartex" xmlns:cx8="http://schemas.microsoft.com/office/drawing/2016/5/14/chartex" xmlns:mc="http://schemas.openxmlformats.org/markup-compatibility/2006" xmlns:aink="http://schemas.microsoft.com/office/drawing/2016/ink" xmlns:am3d="http://schemas.microsoft.com/office/drawing/2017/model3d" xmlns:o="urn:schemas-microsoft-com:office:office" xmlns:oel="http://schemas.microsoft.com/office/2019/extlst" xmlns:r="http://schemas.openxmlformats.org/officeDocument/2006/relationships" xmlns:m="http://schemas.openxmlformats.org/officeDocument/2006/math" xmlns:v="urn:schemas-microsoft-com:vml" xmlns:wp14="http://schemas.microsoft.com/office/word/2010/wordprocessingDrawing" xmlns:wp="http://schemas.openxmlformats.org/drawingml/2006/wordprocessingDrawing" xmlns:w10="urn:schemas-microsoft-com:office:word" xmlns:w="http://schemas.openxmlformats.org/wordprocessingml/2006/main" xmlns:w14="http://schemas.microsoft.com/office/word/2010/wordml" xmlns:w15="http://schemas.microsoft.com/office/word/2012/wordml" xmlns:w16cex="http://schemas.microsoft.com/office/word/2018/wordml/cex" xmlns:w16cid="http://schemas.microsoft.com/office/word/2016/wordml/cid" xmlns:w16="http://schemas.microsoft.com/office/word/2018/wordml" xmlns:w16du="http://schemas.microsoft.com/office/word/2023/wordml/word16du" xmlns:w16sdtdh="http://schemas.microsoft.com/office/word/2020/wordml/sdtdatahash" xmlns:w16sdtfl="http://schemas.microsoft.com/office/word/2024/wordml/sdtformatlock" xmlns:w16se="http://schemas.microsoft.com/office/word/2015/wordml/symex" xmlns:wpg="http://schemas.microsoft.com/office/word/2010/wordprocessingGroup" xmlns:wpi="http://schemas.microsoft.com/office/word/2010/wordprocessingInk" xmlns:wne="http://schemas.microsoft.com/office/word/2006/wordml" xmlns:wps="http://schemas.microsoft.com/office/word/2010/wordprocessingShape" mc:Ignorable="w14 w15 w16se w16cid w16 w16cex w16sdtdh w16sdtfl w16du wp14">
   <w:body>
     <w:p>
       <w:r>
@@ -168,7 +168,7 @@
     </w:p>
     <w:p>
       <w:r>
-        <w:t>Detta dokument behandlar höga naturvärden i avverkningsanmälan A 54617-2025 i Orsa kommun. Denna avverkningsanmälan inkom 2025-11-05 08:13:33 och omfattar 16,0 ha.</w:t>
+        <w:t>Detta dokument behandlar höga naturvärden i avverkningsanmälan A 54617-2025 i Orsa kommun som inkom 2025-11-05 och omfattar 16,0 ha.</w:t>
       </w:r>
     </w:p>
     <w:p>
@@ -191,12 +191,15 @@
     </w:p>
     <w:p>
       <w:r>
-        <w:t>I avverkningsanmälan har följande 25 naturvårdsarter hittats: urskogsporing (EN), blanksvart spiklav (NT), doftskinn (NT), dvärgbägarlav (NT), garnlav (NT), granticka (NT), kolflarnlav (NT), liten svartspik (NT), lunglav (NT), mörk kolflarnlav (NT), skrovellav (NT), tallticka (NT), talltita (NT, §4), tretåig hackspett (NT, §4), vaddporing (NT), vedflamlav (NT), vedskivlav (NT), violettgrå tagellav (NT), bronshjon (S), bårdlav (S), flagellkvastmossa (S), nästlav (S), skarp dropptaggsvamp (S), skuggblåslav (S) och zontaggsvamp (S). Av dessa är 18 rödlistade. För rödlistade arter har rödlistekategorin angivits inom parentes. Arter som är signalarter enligt Skogsstyrelsen har markerats med (S). För fridlysta arter anges även paragrafen i Artskyddsförordningen som arten är fridlyst enligt.</w:t>
+        <w:t>I och inom 2 meter från avverkningsanmälan har följande 25 naturvårdsarter hittats: urskogsporing (EN), garnlav (VU, T), blanksvart spiklav (NT), doftskinn (NT, T), dvärgbägarlav (NT, T), kolflarnlav (NT, T), liten svartspik (NT), lunglav (NT, T), mörk kolflarnlav (NT), skarp dropptaggsvamp (NT), skrovellav (NT, T), skuggblåslav (NT, T), talltagel (NT, T), tallticka (NT, T), talltita (NT, §4), tretåig hackspett (NT, T, §4), vaddporing (NT), vedflamlav (NT), vedskivlav (NT, T), violettgrå tagellav (NT, T), bronshjon (S, T), bårdlav (S, T), flagellkvastmossa (S, T), nästlav (S, T) och zontaggsvamp (S). Av dessa är 20 rödlistade. För rödlistade arter har rödlistekategorin angivits inom parentes. Arter som är signalarter enligt Skogsstyrelsen har markerats med (S). Typiska arter inom Natura 2000 som är kopplade till skogsekosystem har markerats med (T). För fridlysta arter anges även paragrafen i Artskyddsförordningen som arten är fridlyst enligt.</w:t>
       </w:r>
     </w:p>
     <w:p>
       <w:r>
-        <w:t>De påträffade naturvårdsarterna är ett tydligt kvitto på att detta rör sig om en skog med höga naturvärden. I Figur 1 visas en karta över det avverkningsanmälda området, där samtliga fyndplatser för naturvårdsarter som finns registrerade på Artportalen har markerats.</w:t>
+        <w:t>De påträffade naturvårdsarterna är ett tydligt kvitto på att det rör sig om en skog med höga naturvärden.</w:t>
+      </w:r>
+      <w:r>
+        <w:t xml:space="preserve"> I Figur 1 visas fyndplatser för naturvårdsarter i området, som finns registrerade på Artportalen.</w:t>
       </w:r>
     </w:p>
     <w:p>
@@ -206,7 +209,7 @@
       <w:r>
         <w:drawing>
           <wp:inline xmlns:a="http://schemas.openxmlformats.org/drawingml/2006/main" xmlns:pic="http://schemas.openxmlformats.org/drawingml/2006/picture">
-            <wp:extent cx="5486400" cy="7112988"/>
+            <wp:extent cx="4575810" cy="5688000"/>
             <wp:docPr id="1" name="Picture 1"/>
             <wp:cNvGraphicFramePr>
               <a:graphicFrameLocks noChangeAspect="1"/>
@@ -227,7 +230,7 @@
                   <pic:spPr>
                     <a:xfrm>
                       <a:off x="0" y="0"/>
-                      <a:ext cx="5486400" cy="7112988"/>
+                      <a:ext cx="4575810" cy="5688000"/>
                     </a:xfrm>
                     <a:prstGeom prst="rect"/>
                   </pic:spPr>
@@ -241,9 +244,90 @@
     <w:p>
       <w:pPr>
         <w:pStyle w:val="Caption"/>
+        <w:spacing w:after="240"/>
       </w:pPr>
       <w:r>
-        <w:t>Figur 1. Fyndplatser för naturvårdsarter i det avverkningsanmälda området (röd linje). Markörer utan svart kant är placerade på fyndplatsen. Markörer med svart kant är placerade vid sidan av fyndplatsen och har ett svart streck som visar fyndplatsens exakta position. Kartans mittpunktskoordinat är N 6820679, E 466427 i SWEREF 99 TM.</w:t>
+        <w:t>Figur 1. Fyndplatser för naturvårdsarter i och inom 2 meter från avverkningsanmälan (röd linje). Markörer utan svart kant är placerade på fyndplatsen. Markörer med svart kant är placerade vid sidan av fyndplatsen och har ett svart streck som visar fyndplatsens exakta position. Kartans mittpunktskoordinat är N 6820679, E 466427 i SWEREF 99 TM.</w:t>
+      </w:r>
+    </w:p>
+    <w:p>
+      <w:pPr>
+        <w:pStyle w:val="Heading2"/>
+      </w:pPr>
+      <w:r>
+        <w:t>Fridlysta arter</w:t>
+      </w:r>
+    </w:p>
+    <w:p>
+      <w:r>
+        <w:t>Följande fridlysta arter har sina livsmiljöer och växtplatser i den avverkningsanmälda skogen: talltita (NT, §4) och tretåig hackspett (NT, T, §4).</w:t>
+      </w:r>
+    </w:p>
+    <w:p>
+      <w:r>
+        <w:t xml:space="preserve">Observera att medlemsländerna är skyldiga att agera i enlighet med EU:s fågeldirektiv där det uttryckligen står att direktivet gäller för fåglar samt för deras ägg, bon och </w:t>
+      </w:r>
+      <w:r>
+        <w:rPr>
+          <w:b/>
+        </w:rPr>
+        <w:t xml:space="preserve">livsmiljöer </w:t>
+      </w:r>
+      <w:r>
+        <w:t>(artikel 1). Vidare att de åtgärder som vidtas inte får leda till en försämring av den nuvarande situationen beträffande bevarandet av de fågelarter som avses i artikel 1 (artikel 13). Fågeldirektivet är styrande för tillsynsansvariga myndigheters ärendehantering, ställningstaganden och beslutsfattande.</w:t>
+      </w:r>
+    </w:p>
+    <w:p>
+      <w:r>
+        <w:rPr>
+          <w:b/>
+        </w:rPr>
+        <w:t>Talltita (NT, §4)</w:t>
+      </w:r>
+      <w:r>
+        <w:t>, rödlistad som nära hotad och prioriterad art i Skogsvårdslagen, har häckningsrevir i anmälan. Arten har minskat kraftigt de senaste 30 åren och minskningstakten innevarande 10-årsperiod beräknas till 20 (10–30) %. Talltitan är synnerligen trogen sitt cirka 15 hektar stora revir och är beroende av flerskiktade olikåldriga skogar för att kunna föda upp sina ungar. Talltitan försvinner om dess livsmiljö kalavverkas (Eggers &amp; Low, 2014; Ekman, 1979; Griesser et al, 2007; Klein, 2020; Siffczyk et al, 2003; SLU Artdatabanken, 2021).</w:t>
+      </w:r>
+    </w:p>
+    <w:p>
+      <w:r>
+        <w:rPr>
+          <w:b/>
+        </w:rPr>
+        <w:t>Tretåig hackspett (NT, §4)</w:t>
+      </w:r>
+      <w:r>
+        <w:t xml:space="preserve"> är rödlistad som nära hotad och ingår i bilaga 1 i EU:s fågeldirektiv. Tretåig hackspett är för sin överlevnad beroende av kontinuerlig tillförsel av äldre döende och död ved, som sker genom naturliga självgallringsprocesser i äldre grannaturskogar och barrblandade naturskogar. Om en skog genom skogsbruk gallras eller glesas ur så upphör och uteblir i stort sett den naturliga självgallringsprocessen för mycket lång tid framöver vilket omöjliggör upprätthållandet av den kontinuerliga ekologiska funktionen i ett område. Det finns studier som visar att naturskogens självgallringsprocess som den tretåiga hackspetten är beroende av, inte kan ersättas med efterlämnad hänsyn i skogsbruket (Imbeau &amp; Desrochers, 2002). Storleken på häckningsreviret varierar med skogstypen, förekomsten av död ved och graden av fragmentering, men är i allmänhet i storleksordningen 25–100 hektar. Vintertid krävs ofta betydligt större områden och det finns studier som antyder att arten behöver minst 100 hektar äldre skog. I områden med låg bonitet kan det behövas över 200 hektar lämpligt habitat för att ett par ska kunna reproducera sig. Områden med dokumenterad permanent förekomst i naturskogsmiljöer har vanligen så stora naturvärden att skogsbruk är olämpligt. Tretåig hackspett är typisk art för </w:t>
+      </w:r>
+      <w:r>
+        <w:rPr>
+          <w:i/>
+        </w:rPr>
+        <w:t xml:space="preserve">9010 Taiga, 9740 Skogsbevuxen myr, 9030 Landhöjningsskog </w:t>
+      </w:r>
+      <w:r>
+        <w:t xml:space="preserve">och </w:t>
+      </w:r>
+      <w:r>
+        <w:rPr>
+          <w:i/>
+        </w:rPr>
+        <w:t>9040 Fjällbjörkskog</w:t>
+      </w:r>
+      <w:r>
+        <w:t xml:space="preserve"> (Skogsstyrelsen, 2016; SLU Artdatabanken, 2024).</w:t>
+      </w:r>
+    </w:p>
+    <w:p>
+      <w:r>
+        <w:t>I BILAGA 1 finns mer detaljerad information om ekologi samt krav på livsmiljö hos fridlysta arter.</w:t>
+      </w:r>
+    </w:p>
+    <w:p>
+      <w:pPr>
+        <w:pStyle w:val="Heading2"/>
+      </w:pPr>
+      <w:r>
+        <w:t>Övriga naturvårdsarter</w:t>
       </w:r>
     </w:p>
     <w:p>
@@ -427,44 +511,6 @@
         <w:rPr>
           <w:b/>
         </w:rPr>
-        <w:t>Granticka</w:t>
-      </w:r>
-      <w:r>
-        <w:t xml:space="preserve"> förekommer främst i äldre skogar med naturskogskaraktär, liksom i dimensionsavverkade och plockhuggna skogar. I äldre grannaturskog i norra Sverige är den alltjämt en förhållandevis vanlig karaktärsart, medan den längre söderut blir allt mer sällsynt. I Götaland och delar av Svealand är den en god signalart för skyddsvärda granskogsmiljöer. Arten bedöms ha minskat starkt under senare år på grund av skogsavverkningar, då den framför allt växer i äldre granskog med långvarig grankontinuitet. I urskogsliknande bestånd i norra Sverige kan ibland påträffas den mycket sällsynta tickan grantickeporing (VU), som lever på döda grantickor. Det som tidigare inbegripit grantickan har visat sig röra sig om två arter; tajgagranticka </w:t>
-      </w:r>
-      <w:r>
-        <w:rPr>
-          <w:i/>
-        </w:rPr>
-        <w:t>Porodaedalea abietis</w:t>
-      </w:r>
-      <w:r>
-        <w:t xml:space="preserve"> (LC) och </w:t>
-      </w:r>
-      <w:r>
-        <w:rPr>
-          <w:i/>
-        </w:rPr>
-        <w:t>Porodaedalea chrysoloma</w:t>
-      </w:r>
-      <w:r>
-        <w:t xml:space="preserve"> (DD). Den nordligare arten, tajgagranticka, bildar större fruktkroppar och har sin främsta förekomst i norra Sverige, medan den mer tunnköttiga arten, </w:t>
-      </w:r>
-      <w:r>
-        <w:rPr>
-          <w:i/>
-        </w:rPr>
-        <w:t>P. chrysoloma</w:t>
-      </w:r>
-      <w:r>
-        <w:t>, förekommer i sydöstra Sverige och på Gotland (SLU Artdatabanken, 2026; Nitare &amp; Skogsstyrelsen, 2019).</w:t>
-      </w:r>
-    </w:p>
-    <w:p>
-      <w:r>
-        <w:rPr>
-          <w:b/>
-        </w:rPr>
         <w:t>Kolflarnlav (NT)</w:t>
       </w:r>
       <w:r>
@@ -654,6 +700,26 @@
       </w:r>
       <w:r>
         <w:t>(Nitare &amp; Skogsstyrelsen, 2019; SLU Artdatabanken, 2026).</w:t>
+      </w:r>
+    </w:p>
+    <w:p>
+      <w:r>
+        <w:rPr>
+          <w:b/>
+        </w:rPr>
+        <w:t>Talltagel (NT)</w:t>
+      </w:r>
+      <w:r>
+        <w:t xml:space="preserve"> är en boreal art som förekommer på tall i äldre, öppna tallskogar. Den påverkas negativt av brist på kontinuitetsskog och minskningstakten bedöms vara nära gränsvärdet för Sårbar (VU). Talltagel är typisk art för </w:t>
+      </w:r>
+      <w:r>
+        <w:rPr>
+          <w:i/>
+        </w:rPr>
+        <w:t>9010 Taiga</w:t>
+      </w:r>
+      <w:r>
+        <w:t xml:space="preserve"> (SLU Artdatabanken, 2026).</w:t>
       </w:r>
     </w:p>
     <w:p>
@@ -772,78 +838,6 @@
         <w:pStyle w:val="Heading1"/>
       </w:pPr>
       <w:r>
-        <w:t>Fridlysta arter</w:t>
-      </w:r>
-    </w:p>
-    <w:p>
-      <w:r>
-        <w:t>Följande fridlysta arter har sina livsmiljöer och växtplatser i den avverkningsanmälda skogen: talltita (NT, §4) och tretåig hackspett (NT, §4).</w:t>
-      </w:r>
-    </w:p>
-    <w:p>
-      <w:r>
-        <w:t xml:space="preserve">Observera att medlemsländerna är skyldiga att agera i enlighet med EU:s fågeldirektiv där det uttryckligen står att direktivet gäller för fåglar samt för deras ägg, bon och </w:t>
-      </w:r>
-      <w:r>
-        <w:rPr>
-          <w:b/>
-        </w:rPr>
-        <w:t xml:space="preserve">livsmiljöer </w:t>
-      </w:r>
-      <w:r>
-        <w:t>(artikel 1). Vidare att de åtgärder som vidtas inte får leda till en försämring av den nuvarande situationen beträffande bevarandet av de fågelarter som avses i artikel 1 (artikel 13). Fågeldirektivet är styrande för tillsynsansvariga myndigheters ärendehantering, ställningstaganden och beslutsfattande.</w:t>
-      </w:r>
-    </w:p>
-    <w:p>
-      <w:r>
-        <w:rPr>
-          <w:b/>
-        </w:rPr>
-        <w:t>Talltita (NT, §4)</w:t>
-      </w:r>
-      <w:r>
-        <w:t>, rödlistad som nära hotad och prioriterad art i Skogsvårdslagen, har häckningsrevir i anmälan. Arten har minskat kraftigt de senaste 30 åren och minskningstakten innevarande 10-årsperiod beräknas till 20 (10–30) %. Talltitan är synnerligen trogen sitt cirka 15 hektar stora revir och är beroende av flerskiktade olikåldriga skogar för att kunna föda upp sina ungar. Talltitan försvinner om dess livsmiljö kalavverkas (Eggers &amp; Low, 2014; Ekman, 1979; Griesser et al, 2007; Klein, 2020; Siffczyk et al, 2003; SLU Artdatabanken, 2021).</w:t>
-      </w:r>
-    </w:p>
-    <w:p>
-      <w:r>
-        <w:rPr>
-          <w:b/>
-        </w:rPr>
-        <w:t>Tretåig hackspett (NT, §4)</w:t>
-      </w:r>
-      <w:r>
-        <w:t xml:space="preserve"> är rödlistad som nära hotad och ingår i bilaga 1 i EU:s fågeldirektiv. Tretåig hackspett är för sin överlevnad beroende av kontinuerlig tillförsel av äldre döende och död ved, som sker genom naturliga självgallringsprocesser i äldre grannaturskogar och barrblandade naturskogar. Om en skog genom skogsbruk gallras eller glesas ur så upphör och uteblir i stort sett den naturliga självgallringsprocessen för mycket lång tid framöver vilket omöjliggör upprätthållandet av den kontinuerliga ekologiska funktionen i ett område. Det finns studier som visar att naturskogens självgallringsprocess som den tretåiga hackspetten är beroende av, inte kan ersättas med efterlämnad hänsyn i skogsbruket (Imbeau &amp; Desrochers, 2002). Storleken på häckningsreviret varierar med skogstypen, förekomsten av död ved och graden av fragmentering, men är i allmänhet i storleksordningen 25–100 hektar. Vintertid krävs ofta betydligt större områden och det finns studier som antyder att arten behöver minst 100 hektar äldre skog. I områden med låg bonitet kan det behövas över 200 hektar lämpligt habitat för att ett par ska kunna reproducera sig. Områden med dokumenterad permanent förekomst i naturskogsmiljöer har vanligen så stora naturvärden att skogsbruk är olämpligt. Tretåig hackspett är typisk art för </w:t>
-      </w:r>
-      <w:r>
-        <w:rPr>
-          <w:i/>
-        </w:rPr>
-        <w:t xml:space="preserve">9010 Taiga, 9740 Skogsbevuxen myr, 9030 Landhöjningsskog </w:t>
-      </w:r>
-      <w:r>
-        <w:t xml:space="preserve">och </w:t>
-      </w:r>
-      <w:r>
-        <w:rPr>
-          <w:i/>
-        </w:rPr>
-        <w:t>9040 Fjällbjörkskog</w:t>
-      </w:r>
-      <w:r>
-        <w:t xml:space="preserve"> (Skogsstyrelsen, 2016; SLU Artdatabanken, 2024).</w:t>
-      </w:r>
-    </w:p>
-    <w:p>
-      <w:r>
-        <w:t>I BILAGA 1 finns mer detaljerad information om ekologi samt krav på livsmiljö hos fridlysta arter.</w:t>
-      </w:r>
-    </w:p>
-    <w:p>
-      <w:pPr>
-        <w:pStyle w:val="Heading1"/>
-      </w:pPr>
-      <w:r>
         <w:t>Certifiering</w:t>
       </w:r>
     </w:p>
@@ -982,7 +976,7 @@
         <w:rPr>
           <w:i/>
         </w:rPr>
-        <w:t>I det avverkningsanmälda skogsområdet har 25 naturvårdsarter varav 18 rödlistade arter sina livsmiljöer och växtplatser.</w:t>
+        <w:t>I det avverkningsanmälda skogsområdet har 25 naturvårdsarter varav 20 rödlistade arter sina livsmiljöer och växtplatser.</w:t>
       </w:r>
     </w:p>
     <w:p>
@@ -1622,7 +1616,7 @@
 </file>
 
 <file path=word/endnotes.xml><?xml version="1.0" encoding="utf-8"?>
-<w:endnotes xmlns:wpc="http://schemas.microsoft.com/office/word/2010/wordprocessingCanvas" xmlns:cx="http://schemas.microsoft.com/office/drawing/2014/chartex" xmlns:cx1="http://schemas.microsoft.com/office/drawing/2015/9/8/chartex" xmlns:cx2="http://schemas.microsoft.com/office/drawing/2015/10/21/chartex" xmlns:cx3="http://schemas.microsoft.com/office/drawing/2016/5/9/chartex" xmlns:cx4="http://schemas.microsoft.com/office/drawing/2016/5/10/chartex" xmlns:cx5="http://schemas.microsoft.com/office/drawing/2016/5/11/chartex" xmlns:cx6="http://schemas.microsoft.com/office/drawing/2016/5/12/chartex" xmlns:cx7="http://schemas.microsoft.com/office/drawing/2016/5/13/chartex" xmlns:cx8="http://schemas.microsoft.com/office/drawing/2016/5/14/chartex" xmlns:mc="http://schemas.openxmlformats.org/markup-compatibility/2006" xmlns:aink="http://schemas.microsoft.com/office/drawing/2016/ink" xmlns:am3d="http://schemas.microsoft.com/office/drawing/2017/model3d" xmlns:o="urn:schemas-microsoft-com:office:office" xmlns:oel="http://schemas.microsoft.com/office/2019/extlst" xmlns:r="http://schemas.openxmlformats.org/officeDocument/2006/relationships" xmlns:m="http://schemas.openxmlformats.org/officeDocument/2006/math" xmlns:v="urn:schemas-microsoft-com:vml" xmlns:wp14="http://schemas.microsoft.com/office/word/2010/wordprocessingDrawing" xmlns:wp="http://schemas.openxmlformats.org/drawingml/2006/wordprocessingDrawing" xmlns:w10="urn:schemas-microsoft-com:office:word" xmlns:w="http://schemas.openxmlformats.org/wordprocessingml/2006/main" xmlns:w14="http://schemas.microsoft.com/office/word/2010/wordml" xmlns:w15="http://schemas.microsoft.com/office/word/2012/wordml" xmlns:w16cex="http://schemas.microsoft.com/office/word/2018/wordml/cex" xmlns:w16cid="http://schemas.microsoft.com/office/word/2016/wordml/cid" xmlns:w16="http://schemas.microsoft.com/office/word/2018/wordml" xmlns:w16sdtdh="http://schemas.microsoft.com/office/word/2020/wordml/sdtdatahash" xmlns:w16se="http://schemas.microsoft.com/office/word/2015/wordml/symex" xmlns:wpg="http://schemas.microsoft.com/office/word/2010/wordprocessingGroup" xmlns:wpi="http://schemas.microsoft.com/office/word/2010/wordprocessingInk" xmlns:wne="http://schemas.microsoft.com/office/word/2006/wordml" xmlns:wps="http://schemas.microsoft.com/office/word/2010/wordprocessingShape" mc:Ignorable="w14 w15 w16se w16cid w16 w16cex w16sdtdh wp14">
+<w:endnotes xmlns:wpc="http://schemas.microsoft.com/office/word/2010/wordprocessingCanvas" xmlns:cx="http://schemas.microsoft.com/office/drawing/2014/chartex" xmlns:cx1="http://schemas.microsoft.com/office/drawing/2015/9/8/chartex" xmlns:cx2="http://schemas.microsoft.com/office/drawing/2015/10/21/chartex" xmlns:cx3="http://schemas.microsoft.com/office/drawing/2016/5/9/chartex" xmlns:cx4="http://schemas.microsoft.com/office/drawing/2016/5/10/chartex" xmlns:cx5="http://schemas.microsoft.com/office/drawing/2016/5/11/chartex" xmlns:cx6="http://schemas.microsoft.com/office/drawing/2016/5/12/chartex" xmlns:cx7="http://schemas.microsoft.com/office/drawing/2016/5/13/chartex" xmlns:cx8="http://schemas.microsoft.com/office/drawing/2016/5/14/chartex" xmlns:mc="http://schemas.openxmlformats.org/markup-compatibility/2006" xmlns:aink="http://schemas.microsoft.com/office/drawing/2016/ink" xmlns:am3d="http://schemas.microsoft.com/office/drawing/2017/model3d" xmlns:o="urn:schemas-microsoft-com:office:office" xmlns:oel="http://schemas.microsoft.com/office/2019/extlst" xmlns:r="http://schemas.openxmlformats.org/officeDocument/2006/relationships" xmlns:m="http://schemas.openxmlformats.org/officeDocument/2006/math" xmlns:v="urn:schemas-microsoft-com:vml" xmlns:wp14="http://schemas.microsoft.com/office/word/2010/wordprocessingDrawing" xmlns:wp="http://schemas.openxmlformats.org/drawingml/2006/wordprocessingDrawing" xmlns:w10="urn:schemas-microsoft-com:office:word" xmlns:w="http://schemas.openxmlformats.org/wordprocessingml/2006/main" xmlns:w14="http://schemas.microsoft.com/office/word/2010/wordml" xmlns:w15="http://schemas.microsoft.com/office/word/2012/wordml" xmlns:w16cex="http://schemas.microsoft.com/office/word/2018/wordml/cex" xmlns:w16cid="http://schemas.microsoft.com/office/word/2016/wordml/cid" xmlns:w16="http://schemas.microsoft.com/office/word/2018/wordml" xmlns:w16du="http://schemas.microsoft.com/office/word/2023/wordml/word16du" xmlns:w16sdtdh="http://schemas.microsoft.com/office/word/2020/wordml/sdtdatahash" xmlns:w16sdtfl="http://schemas.microsoft.com/office/word/2024/wordml/sdtformatlock" xmlns:w16se="http://schemas.microsoft.com/office/word/2015/wordml/symex" xmlns:wpg="http://schemas.microsoft.com/office/word/2010/wordprocessingGroup" xmlns:wpi="http://schemas.microsoft.com/office/word/2010/wordprocessingInk" xmlns:wne="http://schemas.microsoft.com/office/word/2006/wordml" xmlns:wps="http://schemas.microsoft.com/office/word/2010/wordprocessingShape" mc:Ignorable="w14 w15 w16se w16cid w16 w16cex w16sdtdh w16sdtfl w16du wp14">
   <w:endnote w:type="separator" w:id="-1">
     <w:p>
       <w:pPr>
@@ -1647,7 +1641,7 @@
 </file>
 
 <file path=word/footer1.xml><?xml version="1.0" encoding="utf-8"?>
-<w:ftr xmlns:wpc="http://schemas.microsoft.com/office/word/2010/wordprocessingCanvas" xmlns:cx="http://schemas.microsoft.com/office/drawing/2014/chartex" xmlns:cx1="http://schemas.microsoft.com/office/drawing/2015/9/8/chartex" xmlns:cx2="http://schemas.microsoft.com/office/drawing/2015/10/21/chartex" xmlns:cx3="http://schemas.microsoft.com/office/drawing/2016/5/9/chartex" xmlns:cx4="http://schemas.microsoft.com/office/drawing/2016/5/10/chartex" xmlns:cx5="http://schemas.microsoft.com/office/drawing/2016/5/11/chartex" xmlns:cx6="http://schemas.microsoft.com/office/drawing/2016/5/12/chartex" xmlns:cx7="http://schemas.microsoft.com/office/drawing/2016/5/13/chartex" xmlns:cx8="http://schemas.microsoft.com/office/drawing/2016/5/14/chartex" xmlns:mc="http://schemas.openxmlformats.org/markup-compatibility/2006" xmlns:aink="http://schemas.microsoft.com/office/drawing/2016/ink" xmlns:am3d="http://schemas.microsoft.com/office/drawing/2017/model3d" xmlns:o="urn:schemas-microsoft-com:office:office" xmlns:oel="http://schemas.microsoft.com/office/2019/extlst" xmlns:r="http://schemas.openxmlformats.org/officeDocument/2006/relationships" xmlns:m="http://schemas.openxmlformats.org/officeDocument/2006/math" xmlns:v="urn:schemas-microsoft-com:vml" xmlns:wp14="http://schemas.microsoft.com/office/word/2010/wordprocessingDrawing" xmlns:wp="http://schemas.openxmlformats.org/drawingml/2006/wordprocessingDrawing" xmlns:w10="urn:schemas-microsoft-com:office:word" xmlns:w="http://schemas.openxmlformats.org/wordprocessingml/2006/main" xmlns:w14="http://schemas.microsoft.com/office/word/2010/wordml" xmlns:w15="http://schemas.microsoft.com/office/word/2012/wordml" xmlns:w16cex="http://schemas.microsoft.com/office/word/2018/wordml/cex" xmlns:w16cid="http://schemas.microsoft.com/office/word/2016/wordml/cid" xmlns:w16="http://schemas.microsoft.com/office/word/2018/wordml" xmlns:w16sdtdh="http://schemas.microsoft.com/office/word/2020/wordml/sdtdatahash" xmlns:w16se="http://schemas.microsoft.com/office/word/2015/wordml/symex" xmlns:wpg="http://schemas.microsoft.com/office/word/2010/wordprocessingGroup" xmlns:wpi="http://schemas.microsoft.com/office/word/2010/wordprocessingInk" xmlns:wne="http://schemas.microsoft.com/office/word/2006/wordml" xmlns:wps="http://schemas.microsoft.com/office/word/2010/wordprocessingShape" mc:Ignorable="w14 w15 w16se w16cid w16 w16cex w16sdtdh wp14">
+<w:ftr xmlns:wpc="http://schemas.microsoft.com/office/word/2010/wordprocessingCanvas" xmlns:cx="http://schemas.microsoft.com/office/drawing/2014/chartex" xmlns:cx1="http://schemas.microsoft.com/office/drawing/2015/9/8/chartex" xmlns:cx2="http://schemas.microsoft.com/office/drawing/2015/10/21/chartex" xmlns:cx3="http://schemas.microsoft.com/office/drawing/2016/5/9/chartex" xmlns:cx4="http://schemas.microsoft.com/office/drawing/2016/5/10/chartex" xmlns:cx5="http://schemas.microsoft.com/office/drawing/2016/5/11/chartex" xmlns:cx6="http://schemas.microsoft.com/office/drawing/2016/5/12/chartex" xmlns:cx7="http://schemas.microsoft.com/office/drawing/2016/5/13/chartex" xmlns:cx8="http://schemas.microsoft.com/office/drawing/2016/5/14/chartex" xmlns:mc="http://schemas.openxmlformats.org/markup-compatibility/2006" xmlns:aink="http://schemas.microsoft.com/office/drawing/2016/ink" xmlns:am3d="http://schemas.microsoft.com/office/drawing/2017/model3d" xmlns:o="urn:schemas-microsoft-com:office:office" xmlns:oel="http://schemas.microsoft.com/office/2019/extlst" xmlns:r="http://schemas.openxmlformats.org/officeDocument/2006/relationships" xmlns:m="http://schemas.openxmlformats.org/officeDocument/2006/math" xmlns:v="urn:schemas-microsoft-com:vml" xmlns:wp14="http://schemas.microsoft.com/office/word/2010/wordprocessingDrawing" xmlns:wp="http://schemas.openxmlformats.org/drawingml/2006/wordprocessingDrawing" xmlns:w10="urn:schemas-microsoft-com:office:word" xmlns:w="http://schemas.openxmlformats.org/wordprocessingml/2006/main" xmlns:w14="http://schemas.microsoft.com/office/word/2010/wordml" xmlns:w15="http://schemas.microsoft.com/office/word/2012/wordml" xmlns:w16cex="http://schemas.microsoft.com/office/word/2018/wordml/cex" xmlns:w16cid="http://schemas.microsoft.com/office/word/2016/wordml/cid" xmlns:w16="http://schemas.microsoft.com/office/word/2018/wordml" xmlns:w16du="http://schemas.microsoft.com/office/word/2023/wordml/word16du" xmlns:w16sdtdh="http://schemas.microsoft.com/office/word/2020/wordml/sdtdatahash" xmlns:w16sdtfl="http://schemas.microsoft.com/office/word/2024/wordml/sdtformatlock" xmlns:w16se="http://schemas.microsoft.com/office/word/2015/wordml/symex" xmlns:wpg="http://schemas.microsoft.com/office/word/2010/wordprocessingGroup" xmlns:wpi="http://schemas.microsoft.com/office/word/2010/wordprocessingInk" xmlns:wne="http://schemas.microsoft.com/office/word/2006/wordml" xmlns:wps="http://schemas.microsoft.com/office/word/2010/wordprocessingShape" mc:Ignorable="w14 w15 w16se w16cid w16 w16cex w16sdtdh w16sdtfl w16du wp14">
   <w:p>
     <w:pPr>
       <w:pStyle w:val="Footer"/>
@@ -1657,7 +1651,7 @@
 </file>
 
 <file path=word/footer2.xml><?xml version="1.0" encoding="utf-8"?>
-<w:ftr xmlns:wpc="http://schemas.microsoft.com/office/word/2010/wordprocessingCanvas" xmlns:cx="http://schemas.microsoft.com/office/drawing/2014/chartex" xmlns:cx1="http://schemas.microsoft.com/office/drawing/2015/9/8/chartex" xmlns:cx2="http://schemas.microsoft.com/office/drawing/2015/10/21/chartex" xmlns:cx3="http://schemas.microsoft.com/office/drawing/2016/5/9/chartex" xmlns:cx4="http://schemas.microsoft.com/office/drawing/2016/5/10/chartex" xmlns:cx5="http://schemas.microsoft.com/office/drawing/2016/5/11/chartex" xmlns:cx6="http://schemas.microsoft.com/office/drawing/2016/5/12/chartex" xmlns:cx7="http://schemas.microsoft.com/office/drawing/2016/5/13/chartex" xmlns:cx8="http://schemas.microsoft.com/office/drawing/2016/5/14/chartex" xmlns:mc="http://schemas.openxmlformats.org/markup-compatibility/2006" xmlns:aink="http://schemas.microsoft.com/office/drawing/2016/ink" xmlns:am3d="http://schemas.microsoft.com/office/drawing/2017/model3d" xmlns:o="urn:schemas-microsoft-com:office:office" xmlns:oel="http://schemas.microsoft.com/office/2019/extlst" xmlns:r="http://schemas.openxmlformats.org/officeDocument/2006/relationships" xmlns:m="http://schemas.openxmlformats.org/officeDocument/2006/math" xmlns:v="urn:schemas-microsoft-com:vml" xmlns:wp14="http://schemas.microsoft.com/office/word/2010/wordprocessingDrawing" xmlns:wp="http://schemas.openxmlformats.org/drawingml/2006/wordprocessingDrawing" xmlns:w10="urn:schemas-microsoft-com:office:word" xmlns:w="http://schemas.openxmlformats.org/wordprocessingml/2006/main" xmlns:w14="http://schemas.microsoft.com/office/word/2010/wordml" xmlns:w15="http://schemas.microsoft.com/office/word/2012/wordml" xmlns:w16cex="http://schemas.microsoft.com/office/word/2018/wordml/cex" xmlns:w16cid="http://schemas.microsoft.com/office/word/2016/wordml/cid" xmlns:w16="http://schemas.microsoft.com/office/word/2018/wordml" xmlns:w16sdtdh="http://schemas.microsoft.com/office/word/2020/wordml/sdtdatahash" xmlns:w16se="http://schemas.microsoft.com/office/word/2015/wordml/symex" xmlns:wpg="http://schemas.microsoft.com/office/word/2010/wordprocessingGroup" xmlns:wpi="http://schemas.microsoft.com/office/word/2010/wordprocessingInk" xmlns:wne="http://schemas.microsoft.com/office/word/2006/wordml" xmlns:wps="http://schemas.microsoft.com/office/word/2010/wordprocessingShape" mc:Ignorable="w14 w15 w16se w16cid w16 w16cex w16sdtdh wp14">
+<w:ftr xmlns:wpc="http://schemas.microsoft.com/office/word/2010/wordprocessingCanvas" xmlns:cx="http://schemas.microsoft.com/office/drawing/2014/chartex" xmlns:cx1="http://schemas.microsoft.com/office/drawing/2015/9/8/chartex" xmlns:cx2="http://schemas.microsoft.com/office/drawing/2015/10/21/chartex" xmlns:cx3="http://schemas.microsoft.com/office/drawing/2016/5/9/chartex" xmlns:cx4="http://schemas.microsoft.com/office/drawing/2016/5/10/chartex" xmlns:cx5="http://schemas.microsoft.com/office/drawing/2016/5/11/chartex" xmlns:cx6="http://schemas.microsoft.com/office/drawing/2016/5/12/chartex" xmlns:cx7="http://schemas.microsoft.com/office/drawing/2016/5/13/chartex" xmlns:cx8="http://schemas.microsoft.com/office/drawing/2016/5/14/chartex" xmlns:mc="http://schemas.openxmlformats.org/markup-compatibility/2006" xmlns:aink="http://schemas.microsoft.com/office/drawing/2016/ink" xmlns:am3d="http://schemas.microsoft.com/office/drawing/2017/model3d" xmlns:o="urn:schemas-microsoft-com:office:office" xmlns:oel="http://schemas.microsoft.com/office/2019/extlst" xmlns:r="http://schemas.openxmlformats.org/officeDocument/2006/relationships" xmlns:m="http://schemas.openxmlformats.org/officeDocument/2006/math" xmlns:v="urn:schemas-microsoft-com:vml" xmlns:wp14="http://schemas.microsoft.com/office/word/2010/wordprocessingDrawing" xmlns:wp="http://schemas.openxmlformats.org/drawingml/2006/wordprocessingDrawing" xmlns:w10="urn:schemas-microsoft-com:office:word" xmlns:w="http://schemas.openxmlformats.org/wordprocessingml/2006/main" xmlns:w14="http://schemas.microsoft.com/office/word/2010/wordml" xmlns:w15="http://schemas.microsoft.com/office/word/2012/wordml" xmlns:w16cex="http://schemas.microsoft.com/office/word/2018/wordml/cex" xmlns:w16cid="http://schemas.microsoft.com/office/word/2016/wordml/cid" xmlns:w16="http://schemas.microsoft.com/office/word/2018/wordml" xmlns:w16du="http://schemas.microsoft.com/office/word/2023/wordml/word16du" xmlns:w16sdtdh="http://schemas.microsoft.com/office/word/2020/wordml/sdtdatahash" xmlns:w16sdtfl="http://schemas.microsoft.com/office/word/2024/wordml/sdtformatlock" xmlns:w16se="http://schemas.microsoft.com/office/word/2015/wordml/symex" xmlns:wpg="http://schemas.microsoft.com/office/word/2010/wordprocessingGroup" xmlns:wpi="http://schemas.microsoft.com/office/word/2010/wordprocessingInk" xmlns:wne="http://schemas.microsoft.com/office/word/2006/wordml" xmlns:wps="http://schemas.microsoft.com/office/word/2010/wordprocessingShape" mc:Ignorable="w14 w15 w16se w16cid w16 w16cex w16sdtdh w16sdtfl w16du wp14">
   <w:p>
     <w:pPr>
       <w:pStyle w:val="Footer"/>
@@ -1667,7 +1661,7 @@
 </file>
 
 <file path=word/footer3.xml><?xml version="1.0" encoding="utf-8"?>
-<w:ftr xmlns:wpc="http://schemas.microsoft.com/office/word/2010/wordprocessingCanvas" xmlns:cx="http://schemas.microsoft.com/office/drawing/2014/chartex" xmlns:cx1="http://schemas.microsoft.com/office/drawing/2015/9/8/chartex" xmlns:cx2="http://schemas.microsoft.com/office/drawing/2015/10/21/chartex" xmlns:cx3="http://schemas.microsoft.com/office/drawing/2016/5/9/chartex" xmlns:cx4="http://schemas.microsoft.com/office/drawing/2016/5/10/chartex" xmlns:cx5="http://schemas.microsoft.com/office/drawing/2016/5/11/chartex" xmlns:cx6="http://schemas.microsoft.com/office/drawing/2016/5/12/chartex" xmlns:cx7="http://schemas.microsoft.com/office/drawing/2016/5/13/chartex" xmlns:cx8="http://schemas.microsoft.com/office/drawing/2016/5/14/chartex" xmlns:mc="http://schemas.openxmlformats.org/markup-compatibility/2006" xmlns:aink="http://schemas.microsoft.com/office/drawing/2016/ink" xmlns:am3d="http://schemas.microsoft.com/office/drawing/2017/model3d" xmlns:o="urn:schemas-microsoft-com:office:office" xmlns:oel="http://schemas.microsoft.com/office/2019/extlst" xmlns:r="http://schemas.openxmlformats.org/officeDocument/2006/relationships" xmlns:m="http://schemas.openxmlformats.org/officeDocument/2006/math" xmlns:v="urn:schemas-microsoft-com:vml" xmlns:wp14="http://schemas.microsoft.com/office/word/2010/wordprocessingDrawing" xmlns:wp="http://schemas.openxmlformats.org/drawingml/2006/wordprocessingDrawing" xmlns:w10="urn:schemas-microsoft-com:office:word" xmlns:w="http://schemas.openxmlformats.org/wordprocessingml/2006/main" xmlns:w14="http://schemas.microsoft.com/office/word/2010/wordml" xmlns:w15="http://schemas.microsoft.com/office/word/2012/wordml" xmlns:w16cex="http://schemas.microsoft.com/office/word/2018/wordml/cex" xmlns:w16cid="http://schemas.microsoft.com/office/word/2016/wordml/cid" xmlns:w16="http://schemas.microsoft.com/office/word/2018/wordml" xmlns:w16sdtdh="http://schemas.microsoft.com/office/word/2020/wordml/sdtdatahash" xmlns:w16se="http://schemas.microsoft.com/office/word/2015/wordml/symex" xmlns:wpg="http://schemas.microsoft.com/office/word/2010/wordprocessingGroup" xmlns:wpi="http://schemas.microsoft.com/office/word/2010/wordprocessingInk" xmlns:wne="http://schemas.microsoft.com/office/word/2006/wordml" xmlns:wps="http://schemas.microsoft.com/office/word/2010/wordprocessingShape" mc:Ignorable="w14 w15 w16se w16cid w16 w16cex w16sdtdh wp14">
+<w:ftr xmlns:wpc="http://schemas.microsoft.com/office/word/2010/wordprocessingCanvas" xmlns:cx="http://schemas.microsoft.com/office/drawing/2014/chartex" xmlns:cx1="http://schemas.microsoft.com/office/drawing/2015/9/8/chartex" xmlns:cx2="http://schemas.microsoft.com/office/drawing/2015/10/21/chartex" xmlns:cx3="http://schemas.microsoft.com/office/drawing/2016/5/9/chartex" xmlns:cx4="http://schemas.microsoft.com/office/drawing/2016/5/10/chartex" xmlns:cx5="http://schemas.microsoft.com/office/drawing/2016/5/11/chartex" xmlns:cx6="http://schemas.microsoft.com/office/drawing/2016/5/12/chartex" xmlns:cx7="http://schemas.microsoft.com/office/drawing/2016/5/13/chartex" xmlns:cx8="http://schemas.microsoft.com/office/drawing/2016/5/14/chartex" xmlns:mc="http://schemas.openxmlformats.org/markup-compatibility/2006" xmlns:aink="http://schemas.microsoft.com/office/drawing/2016/ink" xmlns:am3d="http://schemas.microsoft.com/office/drawing/2017/model3d" xmlns:o="urn:schemas-microsoft-com:office:office" xmlns:oel="http://schemas.microsoft.com/office/2019/extlst" xmlns:r="http://schemas.openxmlformats.org/officeDocument/2006/relationships" xmlns:m="http://schemas.openxmlformats.org/officeDocument/2006/math" xmlns:v="urn:schemas-microsoft-com:vml" xmlns:wp14="http://schemas.microsoft.com/office/word/2010/wordprocessingDrawing" xmlns:wp="http://schemas.openxmlformats.org/drawingml/2006/wordprocessingDrawing" xmlns:w10="urn:schemas-microsoft-com:office:word" xmlns:w="http://schemas.openxmlformats.org/wordprocessingml/2006/main" xmlns:w14="http://schemas.microsoft.com/office/word/2010/wordml" xmlns:w15="http://schemas.microsoft.com/office/word/2012/wordml" xmlns:w16cex="http://schemas.microsoft.com/office/word/2018/wordml/cex" xmlns:w16cid="http://schemas.microsoft.com/office/word/2016/wordml/cid" xmlns:w16="http://schemas.microsoft.com/office/word/2018/wordml" xmlns:w16du="http://schemas.microsoft.com/office/word/2023/wordml/word16du" xmlns:w16sdtdh="http://schemas.microsoft.com/office/word/2020/wordml/sdtdatahash" xmlns:w16sdtfl="http://schemas.microsoft.com/office/word/2024/wordml/sdtformatlock" xmlns:w16se="http://schemas.microsoft.com/office/word/2015/wordml/symex" xmlns:wpg="http://schemas.microsoft.com/office/word/2010/wordprocessingGroup" xmlns:wpi="http://schemas.microsoft.com/office/word/2010/wordprocessingInk" xmlns:wne="http://schemas.microsoft.com/office/word/2006/wordml" xmlns:wps="http://schemas.microsoft.com/office/word/2010/wordprocessingShape" mc:Ignorable="w14 w15 w16se w16cid w16 w16cex w16sdtdh w16sdtfl w16du wp14">
   <w:p>
     <w:pPr>
       <w:pStyle w:val="Footer"/>
@@ -1677,7 +1671,7 @@
 </file>
 
 <file path=word/footnotes.xml><?xml version="1.0" encoding="utf-8"?>
-<w:footnotes xmlns:wpc="http://schemas.microsoft.com/office/word/2010/wordprocessingCanvas" xmlns:cx="http://schemas.microsoft.com/office/drawing/2014/chartex" xmlns:cx1="http://schemas.microsoft.com/office/drawing/2015/9/8/chartex" xmlns:cx2="http://schemas.microsoft.com/office/drawing/2015/10/21/chartex" xmlns:cx3="http://schemas.microsoft.com/office/drawing/2016/5/9/chartex" xmlns:cx4="http://schemas.microsoft.com/office/drawing/2016/5/10/chartex" xmlns:cx5="http://schemas.microsoft.com/office/drawing/2016/5/11/chartex" xmlns:cx6="http://schemas.microsoft.com/office/drawing/2016/5/12/chartex" xmlns:cx7="http://schemas.microsoft.com/office/drawing/2016/5/13/chartex" xmlns:cx8="http://schemas.microsoft.com/office/drawing/2016/5/14/chartex" xmlns:mc="http://schemas.openxmlformats.org/markup-compatibility/2006" xmlns:aink="http://schemas.microsoft.com/office/drawing/2016/ink" xmlns:am3d="http://schemas.microsoft.com/office/drawing/2017/model3d" xmlns:o="urn:schemas-microsoft-com:office:office" xmlns:oel="http://schemas.microsoft.com/office/2019/extlst" xmlns:r="http://schemas.openxmlformats.org/officeDocument/2006/relationships" xmlns:m="http://schemas.openxmlformats.org/officeDocument/2006/math" xmlns:v="urn:schemas-microsoft-com:vml" xmlns:wp14="http://schemas.microsoft.com/office/word/2010/wordprocessingDrawing" xmlns:wp="http://schemas.openxmlformats.org/drawingml/2006/wordprocessingDrawing" xmlns:w10="urn:schemas-microsoft-com:office:word" xmlns:w="http://schemas.openxmlformats.org/wordprocessingml/2006/main" xmlns:w14="http://schemas.microsoft.com/office/word/2010/wordml" xmlns:w15="http://schemas.microsoft.com/office/word/2012/wordml" xmlns:w16cex="http://schemas.microsoft.com/office/word/2018/wordml/cex" xmlns:w16cid="http://schemas.microsoft.com/office/word/2016/wordml/cid" xmlns:w16="http://schemas.microsoft.com/office/word/2018/wordml" xmlns:w16sdtdh="http://schemas.microsoft.com/office/word/2020/wordml/sdtdatahash" xmlns:w16se="http://schemas.microsoft.com/office/word/2015/wordml/symex" xmlns:wpg="http://schemas.microsoft.com/office/word/2010/wordprocessingGroup" xmlns:wpi="http://schemas.microsoft.com/office/word/2010/wordprocessingInk" xmlns:wne="http://schemas.microsoft.com/office/word/2006/wordml" xmlns:wps="http://schemas.microsoft.com/office/word/2010/wordprocessingShape" mc:Ignorable="w14 w15 w16se w16cid w16 w16cex w16sdtdh wp14">
+<w:footnotes xmlns:wpc="http://schemas.microsoft.com/office/word/2010/wordprocessingCanvas" xmlns:cx="http://schemas.microsoft.com/office/drawing/2014/chartex" xmlns:cx1="http://schemas.microsoft.com/office/drawing/2015/9/8/chartex" xmlns:cx2="http://schemas.microsoft.com/office/drawing/2015/10/21/chartex" xmlns:cx3="http://schemas.microsoft.com/office/drawing/2016/5/9/chartex" xmlns:cx4="http://schemas.microsoft.com/office/drawing/2016/5/10/chartex" xmlns:cx5="http://schemas.microsoft.com/office/drawing/2016/5/11/chartex" xmlns:cx6="http://schemas.microsoft.com/office/drawing/2016/5/12/chartex" xmlns:cx7="http://schemas.microsoft.com/office/drawing/2016/5/13/chartex" xmlns:cx8="http://schemas.microsoft.com/office/drawing/2016/5/14/chartex" xmlns:mc="http://schemas.openxmlformats.org/markup-compatibility/2006" xmlns:aink="http://schemas.microsoft.com/office/drawing/2016/ink" xmlns:am3d="http://schemas.microsoft.com/office/drawing/2017/model3d" xmlns:o="urn:schemas-microsoft-com:office:office" xmlns:oel="http://schemas.microsoft.com/office/2019/extlst" xmlns:r="http://schemas.openxmlformats.org/officeDocument/2006/relationships" xmlns:m="http://schemas.openxmlformats.org/officeDocument/2006/math" xmlns:v="urn:schemas-microsoft-com:vml" xmlns:wp14="http://schemas.microsoft.com/office/word/2010/wordprocessingDrawing" xmlns:wp="http://schemas.openxmlformats.org/drawingml/2006/wordprocessingDrawing" xmlns:w10="urn:schemas-microsoft-com:office:word" xmlns:w="http://schemas.openxmlformats.org/wordprocessingml/2006/main" xmlns:w14="http://schemas.microsoft.com/office/word/2010/wordml" xmlns:w15="http://schemas.microsoft.com/office/word/2012/wordml" xmlns:w16cex="http://schemas.microsoft.com/office/word/2018/wordml/cex" xmlns:w16cid="http://schemas.microsoft.com/office/word/2016/wordml/cid" xmlns:w16="http://schemas.microsoft.com/office/word/2018/wordml" xmlns:w16du="http://schemas.microsoft.com/office/word/2023/wordml/word16du" xmlns:w16sdtdh="http://schemas.microsoft.com/office/word/2020/wordml/sdtdatahash" xmlns:w16sdtfl="http://schemas.microsoft.com/office/word/2024/wordml/sdtformatlock" xmlns:w16se="http://schemas.microsoft.com/office/word/2015/wordml/symex" xmlns:wpg="http://schemas.microsoft.com/office/word/2010/wordprocessingGroup" xmlns:wpi="http://schemas.microsoft.com/office/word/2010/wordprocessingInk" xmlns:wne="http://schemas.microsoft.com/office/word/2006/wordml" xmlns:wps="http://schemas.microsoft.com/office/word/2010/wordprocessingShape" mc:Ignorable="w14 w15 w16se w16cid w16 w16cex w16sdtdh w16sdtfl w16du wp14">
   <w:footnote w:type="separator" w:id="-1">
     <w:p>
       <w:pPr>
@@ -1702,7 +1696,7 @@
 </file>
 
 <file path=word/header1.xml><?xml version="1.0" encoding="utf-8"?>
-<w:hdr xmlns:wpc="http://schemas.microsoft.com/office/word/2010/wordprocessingCanvas" xmlns:cx="http://schemas.microsoft.com/office/drawing/2014/chartex" xmlns:cx1="http://schemas.microsoft.com/office/drawing/2015/9/8/chartex" xmlns:cx2="http://schemas.microsoft.com/office/drawing/2015/10/21/chartex" xmlns:cx3="http://schemas.microsoft.com/office/drawing/2016/5/9/chartex" xmlns:cx4="http://schemas.microsoft.com/office/drawing/2016/5/10/chartex" xmlns:cx5="http://schemas.microsoft.com/office/drawing/2016/5/11/chartex" xmlns:cx6="http://schemas.microsoft.com/office/drawing/2016/5/12/chartex" xmlns:cx7="http://schemas.microsoft.com/office/drawing/2016/5/13/chartex" xmlns:cx8="http://schemas.microsoft.com/office/drawing/2016/5/14/chartex" xmlns:mc="http://schemas.openxmlformats.org/markup-compatibility/2006" xmlns:aink="http://schemas.microsoft.com/office/drawing/2016/ink" xmlns:am3d="http://schemas.microsoft.com/office/drawing/2017/model3d" xmlns:o="urn:schemas-microsoft-com:office:office" xmlns:oel="http://schemas.microsoft.com/office/2019/extlst" xmlns:r="http://schemas.openxmlformats.org/officeDocument/2006/relationships" xmlns:m="http://schemas.openxmlformats.org/officeDocument/2006/math" xmlns:v="urn:schemas-microsoft-com:vml" xmlns:wp14="http://schemas.microsoft.com/office/word/2010/wordprocessingDrawing" xmlns:wp="http://schemas.openxmlformats.org/drawingml/2006/wordprocessingDrawing" xmlns:w10="urn:schemas-microsoft-com:office:word" xmlns:w="http://schemas.openxmlformats.org/wordprocessingml/2006/main" xmlns:w14="http://schemas.microsoft.com/office/word/2010/wordml" xmlns:w15="http://schemas.microsoft.com/office/word/2012/wordml" xmlns:w16cex="http://schemas.microsoft.com/office/word/2018/wordml/cex" xmlns:w16cid="http://schemas.microsoft.com/office/word/2016/wordml/cid" xmlns:w16="http://schemas.microsoft.com/office/word/2018/wordml" xmlns:w16sdtdh="http://schemas.microsoft.com/office/word/2020/wordml/sdtdatahash" xmlns:w16se="http://schemas.microsoft.com/office/word/2015/wordml/symex" xmlns:wpg="http://schemas.microsoft.com/office/word/2010/wordprocessingGroup" xmlns:wpi="http://schemas.microsoft.com/office/word/2010/wordprocessingInk" xmlns:wne="http://schemas.microsoft.com/office/word/2006/wordml" xmlns:wps="http://schemas.microsoft.com/office/word/2010/wordprocessingShape" mc:Ignorable="w14 w15 w16se w16cid w16 w16cex w16sdtdh wp14">
+<w:hdr xmlns:wpc="http://schemas.microsoft.com/office/word/2010/wordprocessingCanvas" xmlns:cx="http://schemas.microsoft.com/office/drawing/2014/chartex" xmlns:cx1="http://schemas.microsoft.com/office/drawing/2015/9/8/chartex" xmlns:cx2="http://schemas.microsoft.com/office/drawing/2015/10/21/chartex" xmlns:cx3="http://schemas.microsoft.com/office/drawing/2016/5/9/chartex" xmlns:cx4="http://schemas.microsoft.com/office/drawing/2016/5/10/chartex" xmlns:cx5="http://schemas.microsoft.com/office/drawing/2016/5/11/chartex" xmlns:cx6="http://schemas.microsoft.com/office/drawing/2016/5/12/chartex" xmlns:cx7="http://schemas.microsoft.com/office/drawing/2016/5/13/chartex" xmlns:cx8="http://schemas.microsoft.com/office/drawing/2016/5/14/chartex" xmlns:mc="http://schemas.openxmlformats.org/markup-compatibility/2006" xmlns:aink="http://schemas.microsoft.com/office/drawing/2016/ink" xmlns:am3d="http://schemas.microsoft.com/office/drawing/2017/model3d" xmlns:o="urn:schemas-microsoft-com:office:office" xmlns:oel="http://schemas.microsoft.com/office/2019/extlst" xmlns:r="http://schemas.openxmlformats.org/officeDocument/2006/relationships" xmlns:m="http://schemas.openxmlformats.org/officeDocument/2006/math" xmlns:v="urn:schemas-microsoft-com:vml" xmlns:wp14="http://schemas.microsoft.com/office/word/2010/wordprocessingDrawing" xmlns:wp="http://schemas.openxmlformats.org/drawingml/2006/wordprocessingDrawing" xmlns:w10="urn:schemas-microsoft-com:office:word" xmlns:w="http://schemas.openxmlformats.org/wordprocessingml/2006/main" xmlns:w14="http://schemas.microsoft.com/office/word/2010/wordml" xmlns:w15="http://schemas.microsoft.com/office/word/2012/wordml" xmlns:w16cex="http://schemas.microsoft.com/office/word/2018/wordml/cex" xmlns:w16cid="http://schemas.microsoft.com/office/word/2016/wordml/cid" xmlns:w16="http://schemas.microsoft.com/office/word/2018/wordml" xmlns:w16du="http://schemas.microsoft.com/office/word/2023/wordml/word16du" xmlns:w16sdtdh="http://schemas.microsoft.com/office/word/2020/wordml/sdtdatahash" xmlns:w16sdtfl="http://schemas.microsoft.com/office/word/2024/wordml/sdtformatlock" xmlns:w16se="http://schemas.microsoft.com/office/word/2015/wordml/symex" xmlns:wpg="http://schemas.microsoft.com/office/word/2010/wordprocessingGroup" xmlns:wpi="http://schemas.microsoft.com/office/word/2010/wordprocessingInk" xmlns:wne="http://schemas.microsoft.com/office/word/2006/wordml" xmlns:wps="http://schemas.microsoft.com/office/word/2010/wordprocessingShape" mc:Ignorable="w14 w15 w16se w16cid w16 w16cex w16sdtdh w16sdtfl w16du wp14">
   <w:p>
     <w:pPr>
       <w:pStyle w:val="Header"/>
@@ -1712,7 +1706,7 @@
 </file>
 
 <file path=word/header2.xml><?xml version="1.0" encoding="utf-8"?>
-<w:hdr xmlns:wpc="http://schemas.microsoft.com/office/word/2010/wordprocessingCanvas" xmlns:cx="http://schemas.microsoft.com/office/drawing/2014/chartex" xmlns:cx1="http://schemas.microsoft.com/office/drawing/2015/9/8/chartex" xmlns:cx2="http://schemas.microsoft.com/office/drawing/2015/10/21/chartex" xmlns:cx3="http://schemas.microsoft.com/office/drawing/2016/5/9/chartex" xmlns:cx4="http://schemas.microsoft.com/office/drawing/2016/5/10/chartex" xmlns:cx5="http://schemas.microsoft.com/office/drawing/2016/5/11/chartex" xmlns:cx6="http://schemas.microsoft.com/office/drawing/2016/5/12/chartex" xmlns:cx7="http://schemas.microsoft.com/office/drawing/2016/5/13/chartex" xmlns:cx8="http://schemas.microsoft.com/office/drawing/2016/5/14/chartex" xmlns:mc="http://schemas.openxmlformats.org/markup-compatibility/2006" xmlns:aink="http://schemas.microsoft.com/office/drawing/2016/ink" xmlns:am3d="http://schemas.microsoft.com/office/drawing/2017/model3d" xmlns:o="urn:schemas-microsoft-com:office:office" xmlns:oel="http://schemas.microsoft.com/office/2019/extlst" xmlns:r="http://schemas.openxmlformats.org/officeDocument/2006/relationships" xmlns:m="http://schemas.openxmlformats.org/officeDocument/2006/math" xmlns:v="urn:schemas-microsoft-com:vml" xmlns:wp14="http://schemas.microsoft.com/office/word/2010/wordprocessingDrawing" xmlns:wp="http://schemas.openxmlformats.org/drawingml/2006/wordprocessingDrawing" xmlns:w10="urn:schemas-microsoft-com:office:word" xmlns:w="http://schemas.openxmlformats.org/wordprocessingml/2006/main" xmlns:w14="http://schemas.microsoft.com/office/word/2010/wordml" xmlns:w15="http://schemas.microsoft.com/office/word/2012/wordml" xmlns:w16cex="http://schemas.microsoft.com/office/word/2018/wordml/cex" xmlns:w16cid="http://schemas.microsoft.com/office/word/2016/wordml/cid" xmlns:w16="http://schemas.microsoft.com/office/word/2018/wordml" xmlns:w16sdtdh="http://schemas.microsoft.com/office/word/2020/wordml/sdtdatahash" xmlns:w16se="http://schemas.microsoft.com/office/word/2015/wordml/symex" xmlns:wpg="http://schemas.microsoft.com/office/word/2010/wordprocessingGroup" xmlns:wpi="http://schemas.microsoft.com/office/word/2010/wordprocessingInk" xmlns:wne="http://schemas.microsoft.com/office/word/2006/wordml" xmlns:wps="http://schemas.microsoft.com/office/word/2010/wordprocessingShape" mc:Ignorable="w14 w15 w16se w16cid w16 w16cex w16sdtdh wp14">
+<w:hdr xmlns:wpc="http://schemas.microsoft.com/office/word/2010/wordprocessingCanvas" xmlns:cx="http://schemas.microsoft.com/office/drawing/2014/chartex" xmlns:cx1="http://schemas.microsoft.com/office/drawing/2015/9/8/chartex" xmlns:cx2="http://schemas.microsoft.com/office/drawing/2015/10/21/chartex" xmlns:cx3="http://schemas.microsoft.com/office/drawing/2016/5/9/chartex" xmlns:cx4="http://schemas.microsoft.com/office/drawing/2016/5/10/chartex" xmlns:cx5="http://schemas.microsoft.com/office/drawing/2016/5/11/chartex" xmlns:cx6="http://schemas.microsoft.com/office/drawing/2016/5/12/chartex" xmlns:cx7="http://schemas.microsoft.com/office/drawing/2016/5/13/chartex" xmlns:cx8="http://schemas.microsoft.com/office/drawing/2016/5/14/chartex" xmlns:mc="http://schemas.openxmlformats.org/markup-compatibility/2006" xmlns:aink="http://schemas.microsoft.com/office/drawing/2016/ink" xmlns:am3d="http://schemas.microsoft.com/office/drawing/2017/model3d" xmlns:o="urn:schemas-microsoft-com:office:office" xmlns:oel="http://schemas.microsoft.com/office/2019/extlst" xmlns:r="http://schemas.openxmlformats.org/officeDocument/2006/relationships" xmlns:m="http://schemas.openxmlformats.org/officeDocument/2006/math" xmlns:v="urn:schemas-microsoft-com:vml" xmlns:wp14="http://schemas.microsoft.com/office/word/2010/wordprocessingDrawing" xmlns:wp="http://schemas.openxmlformats.org/drawingml/2006/wordprocessingDrawing" xmlns:w10="urn:schemas-microsoft-com:office:word" xmlns:w="http://schemas.openxmlformats.org/wordprocessingml/2006/main" xmlns:w14="http://schemas.microsoft.com/office/word/2010/wordml" xmlns:w15="http://schemas.microsoft.com/office/word/2012/wordml" xmlns:w16cex="http://schemas.microsoft.com/office/word/2018/wordml/cex" xmlns:w16cid="http://schemas.microsoft.com/office/word/2016/wordml/cid" xmlns:w16="http://schemas.microsoft.com/office/word/2018/wordml" xmlns:w16du="http://schemas.microsoft.com/office/word/2023/wordml/word16du" xmlns:w16sdtdh="http://schemas.microsoft.com/office/word/2020/wordml/sdtdatahash" xmlns:w16sdtfl="http://schemas.microsoft.com/office/word/2024/wordml/sdtformatlock" xmlns:w16se="http://schemas.microsoft.com/office/word/2015/wordml/symex" xmlns:wpg="http://schemas.microsoft.com/office/word/2010/wordprocessingGroup" xmlns:wpi="http://schemas.microsoft.com/office/word/2010/wordprocessingInk" xmlns:wne="http://schemas.microsoft.com/office/word/2006/wordml" xmlns:wps="http://schemas.microsoft.com/office/word/2010/wordprocessingShape" mc:Ignorable="w14 w15 w16se w16cid w16 w16cex w16sdtdh w16sdtfl w16du wp14">
   <w:p>
     <w:pPr>
       <w:pStyle w:val="Header"/>
@@ -1723,7 +1717,7 @@
 </file>
 
 <file path=word/header3.xml><?xml version="1.0" encoding="utf-8"?>
-<w:hdr xmlns:wpc="http://schemas.microsoft.com/office/word/2010/wordprocessingCanvas" xmlns:cx="http://schemas.microsoft.com/office/drawing/2014/chartex" xmlns:cx1="http://schemas.microsoft.com/office/drawing/2015/9/8/chartex" xmlns:cx2="http://schemas.microsoft.com/office/drawing/2015/10/21/chartex" xmlns:cx3="http://schemas.microsoft.com/office/drawing/2016/5/9/chartex" xmlns:cx4="http://schemas.microsoft.com/office/drawing/2016/5/10/chartex" xmlns:cx5="http://schemas.microsoft.com/office/drawing/2016/5/11/chartex" xmlns:cx6="http://schemas.microsoft.com/office/drawing/2016/5/12/chartex" xmlns:cx7="http://schemas.microsoft.com/office/drawing/2016/5/13/chartex" xmlns:cx8="http://schemas.microsoft.com/office/drawing/2016/5/14/chartex" xmlns:mc="http://schemas.openxmlformats.org/markup-compatibility/2006" xmlns:aink="http://schemas.microsoft.com/office/drawing/2016/ink" xmlns:am3d="http://schemas.microsoft.com/office/drawing/2017/model3d" xmlns:o="urn:schemas-microsoft-com:office:office" xmlns:oel="http://schemas.microsoft.com/office/2019/extlst" xmlns:r="http://schemas.openxmlformats.org/officeDocument/2006/relationships" xmlns:m="http://schemas.openxmlformats.org/officeDocument/2006/math" xmlns:v="urn:schemas-microsoft-com:vml" xmlns:wp14="http://schemas.microsoft.com/office/word/2010/wordprocessingDrawing" xmlns:wp="http://schemas.openxmlformats.org/drawingml/2006/wordprocessingDrawing" xmlns:w10="urn:schemas-microsoft-com:office:word" xmlns:w="http://schemas.openxmlformats.org/wordprocessingml/2006/main" xmlns:w14="http://schemas.microsoft.com/office/word/2010/wordml" xmlns:w15="http://schemas.microsoft.com/office/word/2012/wordml" xmlns:w16cex="http://schemas.microsoft.com/office/word/2018/wordml/cex" xmlns:w16cid="http://schemas.microsoft.com/office/word/2016/wordml/cid" xmlns:w16="http://schemas.microsoft.com/office/word/2018/wordml" xmlns:w16sdtdh="http://schemas.microsoft.com/office/word/2020/wordml/sdtdatahash" xmlns:w16se="http://schemas.microsoft.com/office/word/2015/wordml/symex" xmlns:wpg="http://schemas.microsoft.com/office/word/2010/wordprocessingGroup" xmlns:wpi="http://schemas.microsoft.com/office/word/2010/wordprocessingInk" xmlns:wne="http://schemas.microsoft.com/office/word/2006/wordml" xmlns:wps="http://schemas.microsoft.com/office/word/2010/wordprocessingShape" mc:Ignorable="w14 w15 w16se w16cid w16 w16cex w16sdtdh wp14">
+<w:hdr xmlns:wpc="http://schemas.microsoft.com/office/word/2010/wordprocessingCanvas" xmlns:cx="http://schemas.microsoft.com/office/drawing/2014/chartex" xmlns:cx1="http://schemas.microsoft.com/office/drawing/2015/9/8/chartex" xmlns:cx2="http://schemas.microsoft.com/office/drawing/2015/10/21/chartex" xmlns:cx3="http://schemas.microsoft.com/office/drawing/2016/5/9/chartex" xmlns:cx4="http://schemas.microsoft.com/office/drawing/2016/5/10/chartex" xmlns:cx5="http://schemas.microsoft.com/office/drawing/2016/5/11/chartex" xmlns:cx6="http://schemas.microsoft.com/office/drawing/2016/5/12/chartex" xmlns:cx7="http://schemas.microsoft.com/office/drawing/2016/5/13/chartex" xmlns:cx8="http://schemas.microsoft.com/office/drawing/2016/5/14/chartex" xmlns:mc="http://schemas.openxmlformats.org/markup-compatibility/2006" xmlns:aink="http://schemas.microsoft.com/office/drawing/2016/ink" xmlns:am3d="http://schemas.microsoft.com/office/drawing/2017/model3d" xmlns:o="urn:schemas-microsoft-com:office:office" xmlns:oel="http://schemas.microsoft.com/office/2019/extlst" xmlns:r="http://schemas.openxmlformats.org/officeDocument/2006/relationships" xmlns:m="http://schemas.openxmlformats.org/officeDocument/2006/math" xmlns:v="urn:schemas-microsoft-com:vml" xmlns:wp14="http://schemas.microsoft.com/office/word/2010/wordprocessingDrawing" xmlns:wp="http://schemas.openxmlformats.org/drawingml/2006/wordprocessingDrawing" xmlns:w10="urn:schemas-microsoft-com:office:word" xmlns:w="http://schemas.openxmlformats.org/wordprocessingml/2006/main" xmlns:w14="http://schemas.microsoft.com/office/word/2010/wordml" xmlns:w15="http://schemas.microsoft.com/office/word/2012/wordml" xmlns:w16cex="http://schemas.microsoft.com/office/word/2018/wordml/cex" xmlns:w16cid="http://schemas.microsoft.com/office/word/2016/wordml/cid" xmlns:w16="http://schemas.microsoft.com/office/word/2018/wordml" xmlns:w16du="http://schemas.microsoft.com/office/word/2023/wordml/word16du" xmlns:w16sdtdh="http://schemas.microsoft.com/office/word/2020/wordml/sdtdatahash" xmlns:w16sdtfl="http://schemas.microsoft.com/office/word/2024/wordml/sdtformatlock" xmlns:w16se="http://schemas.microsoft.com/office/word/2015/wordml/symex" xmlns:wpg="http://schemas.microsoft.com/office/word/2010/wordprocessingGroup" xmlns:wpi="http://schemas.microsoft.com/office/word/2010/wordprocessingInk" xmlns:wne="http://schemas.microsoft.com/office/word/2006/wordml" xmlns:wps="http://schemas.microsoft.com/office/word/2010/wordprocessingShape" mc:Ignorable="w14 w15 w16se w16cid w16 w16cex w16sdtdh w16sdtfl w16du wp14">
   <w:p>
     <w:pPr>
       <w:pStyle w:val="Header"/>
@@ -1732,7 +1726,7 @@
     <w:r>
       <w:tab/>
       <w:tab/>
-      <w:t>2026-06-17</w:t>
+      <w:t>2026-06-18</w:t>
       <w:br/>
       <w:br/>
     </w:r>
@@ -1749,7 +1743,7 @@
 </file>
 
 <file path=word/numbering.xml><?xml version="1.0" encoding="utf-8"?>
-<w:numbering xmlns:wpc="http://schemas.microsoft.com/office/word/2010/wordprocessingCanvas" xmlns:cx="http://schemas.microsoft.com/office/drawing/2014/chartex" xmlns:cx1="http://schemas.microsoft.com/office/drawing/2015/9/8/chartex" xmlns:cx2="http://schemas.microsoft.com/office/drawing/2015/10/21/chartex" xmlns:cx3="http://schemas.microsoft.com/office/drawing/2016/5/9/chartex" xmlns:cx4="http://schemas.microsoft.com/office/drawing/2016/5/10/chartex" xmlns:cx5="http://schemas.microsoft.com/office/drawing/2016/5/11/chartex" xmlns:cx6="http://schemas.microsoft.com/office/drawing/2016/5/12/chartex" xmlns:cx7="http://schemas.microsoft.com/office/drawing/2016/5/13/chartex" xmlns:cx8="http://schemas.microsoft.com/office/drawing/2016/5/14/chartex" xmlns:mc="http://schemas.openxmlformats.org/markup-compatibility/2006" xmlns:aink="http://schemas.microsoft.com/office/drawing/2016/ink" xmlns:am3d="http://schemas.microsoft.com/office/drawing/2017/model3d" xmlns:o="urn:schemas-microsoft-com:office:office" xmlns:oel="http://schemas.microsoft.com/office/2019/extlst" xmlns:r="http://schemas.openxmlformats.org/officeDocument/2006/relationships" xmlns:m="http://schemas.openxmlformats.org/officeDocument/2006/math" xmlns:v="urn:schemas-microsoft-com:vml" xmlns:wp14="http://schemas.microsoft.com/office/word/2010/wordprocessingDrawing" xmlns:wp="http://schemas.openxmlformats.org/drawingml/2006/wordprocessingDrawing" xmlns:w10="urn:schemas-microsoft-com:office:word" xmlns:w="http://schemas.openxmlformats.org/wordprocessingml/2006/main" xmlns:w14="http://schemas.microsoft.com/office/word/2010/wordml" xmlns:w15="http://schemas.microsoft.com/office/word/2012/wordml" xmlns:w16cex="http://schemas.microsoft.com/office/word/2018/wordml/cex" xmlns:w16cid="http://schemas.microsoft.com/office/word/2016/wordml/cid" xmlns:w16="http://schemas.microsoft.com/office/word/2018/wordml" xmlns:w16sdtdh="http://schemas.microsoft.com/office/word/2020/wordml/sdtdatahash" xmlns:w16se="http://schemas.microsoft.com/office/word/2015/wordml/symex" xmlns:wpg="http://schemas.microsoft.com/office/word/2010/wordprocessingGroup" xmlns:wpi="http://schemas.microsoft.com/office/word/2010/wordprocessingInk" xmlns:wne="http://schemas.microsoft.com/office/word/2006/wordml" xmlns:wps="http://schemas.microsoft.com/office/word/2010/wordprocessingShape" mc:Ignorable="w14 w15 w16se w16cid w16 w16cex w16sdtdh wp14">
+<w:numbering xmlns:wpc="http://schemas.microsoft.com/office/word/2010/wordprocessingCanvas" xmlns:cx="http://schemas.microsoft.com/office/drawing/2014/chartex" xmlns:cx1="http://schemas.microsoft.com/office/drawing/2015/9/8/chartex" xmlns:cx2="http://schemas.microsoft.com/office/drawing/2015/10/21/chartex" xmlns:cx3="http://schemas.microsoft.com/office/drawing/2016/5/9/chartex" xmlns:cx4="http://schemas.microsoft.com/office/drawing/2016/5/10/chartex" xmlns:cx5="http://schemas.microsoft.com/office/drawing/2016/5/11/chartex" xmlns:cx6="http://schemas.microsoft.com/office/drawing/2016/5/12/chartex" xmlns:cx7="http://schemas.microsoft.com/office/drawing/2016/5/13/chartex" xmlns:cx8="http://schemas.microsoft.com/office/drawing/2016/5/14/chartex" xmlns:mc="http://schemas.openxmlformats.org/markup-compatibility/2006" xmlns:aink="http://schemas.microsoft.com/office/drawing/2016/ink" xmlns:am3d="http://schemas.microsoft.com/office/drawing/2017/model3d" xmlns:o="urn:schemas-microsoft-com:office:office" xmlns:oel="http://schemas.microsoft.com/office/2019/extlst" xmlns:r="http://schemas.openxmlformats.org/officeDocument/2006/relationships" xmlns:m="http://schemas.openxmlformats.org/officeDocument/2006/math" xmlns:v="urn:schemas-microsoft-com:vml" xmlns:wp14="http://schemas.microsoft.com/office/word/2010/wordprocessingDrawing" xmlns:wp="http://schemas.openxmlformats.org/drawingml/2006/wordprocessingDrawing" xmlns:w10="urn:schemas-microsoft-com:office:word" xmlns:w="http://schemas.openxmlformats.org/wordprocessingml/2006/main" xmlns:w14="http://schemas.microsoft.com/office/word/2010/wordml" xmlns:w15="http://schemas.microsoft.com/office/word/2012/wordml" xmlns:w16cex="http://schemas.microsoft.com/office/word/2018/wordml/cex" xmlns:w16cid="http://schemas.microsoft.com/office/word/2016/wordml/cid" xmlns:w16="http://schemas.microsoft.com/office/word/2018/wordml" xmlns:w16du="http://schemas.microsoft.com/office/word/2023/wordml/word16du" xmlns:w16sdtdh="http://schemas.microsoft.com/office/word/2020/wordml/sdtdatahash" xmlns:w16sdtfl="http://schemas.microsoft.com/office/word/2024/wordml/sdtformatlock" xmlns:w16se="http://schemas.microsoft.com/office/word/2015/wordml/symex" xmlns:wpg="http://schemas.microsoft.com/office/word/2010/wordprocessingGroup" xmlns:wpi="http://schemas.microsoft.com/office/word/2010/wordprocessingInk" xmlns:wne="http://schemas.microsoft.com/office/word/2006/wordml" xmlns:wps="http://schemas.microsoft.com/office/word/2010/wordprocessingShape" mc:Ignorable="w14 w15 w16se w16cid w16 w16cex w16sdtdh w16sdtfl w16du wp14">
   <w:abstractNum w:abstractNumId="0" w15:restartNumberingAfterBreak="0">
     <w:nsid w:val="FFFFFF7C"/>
     <w:multiLevelType w:val="singleLevel"/>
@@ -1952,7 +1946,7 @@
 </file>
 
 <file path=word/styles.xml><?xml version="1.0" encoding="utf-8"?>
-<w:styles xmlns:mc="http://schemas.openxmlformats.org/markup-compatibility/2006" xmlns:r="http://schemas.openxmlformats.org/officeDocument/2006/relationships" xmlns:w="http://schemas.openxmlformats.org/wordprocessingml/2006/main" xmlns:w14="http://schemas.microsoft.com/office/word/2010/wordml" xmlns:w15="http://schemas.microsoft.com/office/word/2012/wordml" xmlns:w16cex="http://schemas.microsoft.com/office/word/2018/wordml/cex" xmlns:w16cid="http://schemas.microsoft.com/office/word/2016/wordml/cid" xmlns:w16="http://schemas.microsoft.com/office/word/2018/wordml" xmlns:w16sdtdh="http://schemas.microsoft.com/office/word/2020/wordml/sdtdatahash" xmlns:w16se="http://schemas.microsoft.com/office/word/2015/wordml/symex" mc:Ignorable="w14 w15 w16se w16cid w16 w16cex w16sdtdh">
+<w:styles xmlns:mc="http://schemas.openxmlformats.org/markup-compatibility/2006" xmlns:r="http://schemas.openxmlformats.org/officeDocument/2006/relationships" xmlns:w="http://schemas.openxmlformats.org/wordprocessingml/2006/main" xmlns:w14="http://schemas.microsoft.com/office/word/2010/wordml" xmlns:w15="http://schemas.microsoft.com/office/word/2012/wordml" xmlns:w16cex="http://schemas.microsoft.com/office/word/2018/wordml/cex" xmlns:w16cid="http://schemas.microsoft.com/office/word/2016/wordml/cid" xmlns:w16="http://schemas.microsoft.com/office/word/2018/wordml" xmlns:w16du="http://schemas.microsoft.com/office/word/2023/wordml/word16du" xmlns:w16sdtdh="http://schemas.microsoft.com/office/word/2020/wordml/sdtdatahash" xmlns:w16sdtfl="http://schemas.microsoft.com/office/word/2024/wordml/sdtformatlock" xmlns:w16se="http://schemas.microsoft.com/office/word/2015/wordml/symex" mc:Ignorable="w14 w15 w16se w16cid w16 w16cex w16sdtdh w16sdtfl w16du">
   <w:docDefaults>
     <w:rPrDefault>
       <w:rPr>
@@ -2710,7 +2704,7 @@
     <w:link w:val="TitleChar"/>
     <w:uiPriority w:val="10"/>
     <w:qFormat/>
-    <w:rsid w:val="007106C8"/>
+    <w:rsid w:val="00E854FA"/>
     <w:pPr>
       <w:spacing w:after="300" w:line="240" w:lineRule="auto"/>
       <w:contextualSpacing/>
@@ -2720,7 +2714,7 @@
       <w:rFonts w:eastAsiaTheme="majorEastAsia" w:cstheme="majorBidi"/>
       <w:spacing w:val="5"/>
       <w:kern w:val="28"/>
-      <w:sz w:val="52"/>
+      <w:sz w:val="40"/>
       <w:szCs w:val="52"/>
       <w:lang w:val="sv-SE" w:eastAsia="en-US" w:bidi="ar-SA"/>
     </w:rPr>
@@ -2730,12 +2724,12 @@
     <w:basedOn w:val="DefaultParagraphFont"/>
     <w:link w:val="Title"/>
     <w:uiPriority w:val="10"/>
-    <w:rsid w:val="007106C8"/>
+    <w:rsid w:val="00E854FA"/>
     <w:rPr>
       <w:rFonts w:ascii="Times New Roman" w:eastAsiaTheme="majorEastAsia" w:hAnsi="Times New Roman" w:cstheme="majorBidi"/>
       <w:spacing w:val="5"/>
       <w:kern w:val="28"/>
-      <w:sz w:val="52"/>
+      <w:sz w:val="40"/>
       <w:szCs w:val="52"/>
       <w:lang w:val="sv-SE" w:eastAsia="en-US" w:bidi="ar-SA"/>
     </w:rPr>

--- a/klagomål/A 54617-2025 FSC-klagomål.docx
+++ b/klagomål/A 54617-2025 FSC-klagomål.docx
@@ -1726,7 +1726,7 @@
     <w:r>
       <w:tab/>
       <w:tab/>
-      <w:t>2026-06-18</w:t>
+      <w:t>2026-06-19</w:t>
       <w:br/>
       <w:br/>
     </w:r>

--- a/klagomål/A 54617-2025 FSC-klagomål.docx
+++ b/klagomål/A 54617-2025 FSC-klagomål.docx
@@ -1726,7 +1726,7 @@
     <w:r>
       <w:tab/>
       <w:tab/>
-      <w:t>2026-06-19</w:t>
+      <w:t>2026-06-20</w:t>
       <w:br/>
       <w:br/>
     </w:r>

--- a/klagomål/A 54617-2025 FSC-klagomål.docx
+++ b/klagomål/A 54617-2025 FSC-klagomål.docx
@@ -168,38 +168,7 @@
     </w:p>
     <w:p>
       <w:r>
-        <w:t>Detta dokument behandlar höga naturvärden i avverkningsanmälan A 54617-2025 i Orsa kommun som inkom 2025-11-05 och omfattar 16,0 ha.</w:t>
-      </w:r>
-    </w:p>
-    <w:p>
-      <w:r>
-        <w:t>Nedan presenteras fynd av naturvårdsarter och fridlysta arter som gjorts i det avverkningsanmälda området, samt relevanta utdrag ur standarderna för FSC, Chain of Custody, Controlled Wood och PEFC. I BILAGA 1 finns artfakta om fridlysta och rödlistade arter.</w:t>
-      </w:r>
-    </w:p>
-    <w:p>
-      <w:r>
-        <w:t>Vi förväntar oss att ni återkommer med ett skriftligt svar på vårt klagomål och även beskriver vilka korrigerande åtgärder ni satt in för att rätta till identifierade brister i er efterlevnad av den svenska FSC standarden.</w:t>
-      </w:r>
-    </w:p>
-    <w:p>
-      <w:pPr>
-        <w:pStyle w:val="Heading1"/>
-      </w:pPr>
-      <w:r>
-        <w:t>Naturvårdsarter</w:t>
-      </w:r>
-    </w:p>
-    <w:p>
-      <w:r>
-        <w:t>I och inom 2 meter från avverkningsanmälan har följande 25 naturvårdsarter hittats: urskogsporing (EN), garnlav (VU, T), blanksvart spiklav (NT), doftskinn (NT, T), dvärgbägarlav (NT, T), kolflarnlav (NT, T), liten svartspik (NT), lunglav (NT, T), mörk kolflarnlav (NT), skarp dropptaggsvamp (NT), skrovellav (NT, T), skuggblåslav (NT, T), talltagel (NT, T), tallticka (NT, T), talltita (NT, §4), tretåig hackspett (NT, T, §4), vaddporing (NT), vedflamlav (NT), vedskivlav (NT, T), violettgrå tagellav (NT, T), bronshjon (S, T), bårdlav (S, T), flagellkvastmossa (S, T), nästlav (S, T) och zontaggsvamp (S). Av dessa är 20 rödlistade. För rödlistade arter har rödlistekategorin angivits inom parentes. Arter som är signalarter enligt Skogsstyrelsen har markerats med (S). Typiska arter inom Natura 2000 som är kopplade till skogsekosystem har markerats med (T). För fridlysta arter anges även paragrafen i Artskyddsförordningen som arten är fridlyst enligt.</w:t>
-      </w:r>
-    </w:p>
-    <w:p>
-      <w:r>
-        <w:t>De påträffade naturvårdsarterna är ett tydligt kvitto på att det rör sig om en skog med höga naturvärden.</w:t>
-      </w:r>
-      <w:r>
-        <w:t xml:space="preserve"> I Figur 1 visas fyndplatser för naturvårdsarter i området, som finns registrerade på Artportalen.</w:t>
+        <w:t>Detta klagomål behandlar höga naturvärden i avverkningsanmälan A 54617-2025 i Orsa kommun som inkom 2025-11-05 och omfattar 16,0 ha.</w:t>
       </w:r>
     </w:p>
     <w:p>
@@ -209,7 +178,7 @@
       <w:r>
         <w:drawing>
           <wp:inline xmlns:a="http://schemas.openxmlformats.org/drawingml/2006/main" xmlns:pic="http://schemas.openxmlformats.org/drawingml/2006/picture">
-            <wp:extent cx="4575810" cy="5688000"/>
+            <wp:extent cx="4604771" cy="5724000"/>
             <wp:docPr id="1" name="Picture 1"/>
             <wp:cNvGraphicFramePr>
               <a:graphicFrameLocks noChangeAspect="1"/>
@@ -230,7 +199,7 @@
                   <pic:spPr>
                     <a:xfrm>
                       <a:off x="0" y="0"/>
-                      <a:ext cx="4575810" cy="5688000"/>
+                      <a:ext cx="4604771" cy="5724000"/>
                     </a:xfrm>
                     <a:prstGeom prst="rect"/>
                   </pic:spPr>
@@ -247,34 +216,351 @@
         <w:spacing w:after="240"/>
       </w:pPr>
       <w:r>
-        <w:t>Figur 1. Fyndplatser för naturvårdsarter i och inom 2 meter från avverkningsanmälan (röd linje). Markörer utan svart kant är placerade på fyndplatsen. Markörer med svart kant är placerade vid sidan av fyndplatsen och har ett svart streck som visar fyndplatsens exakta position. Kartans mittpunktskoordinat är N 6820679, E 466427 i SWEREF 99 TM.</w:t>
+        <w:t>Figur 1. Fyndplatser för naturvårdsarter i och inom 2 meter från avverkningsanmälan. Markörer utan svart kant är placerade på fyndplatsen. Markörer med svart kant är placerade vid sidan av fyndplatsen har ett svart streck som visar fyndplatsens exakta position. Kartans mittpunktskoordinat är N 6820679, E 466427 i SWEREF 99 TM.</w:t>
+      </w:r>
+    </w:p>
+    <w:p>
+      <w:r>
+        <w:t>I och inom 2 meter från avverkningsanmälan finns fynd av 25 naturvårdsarter, varav 20 är rödlistade, 2 är fridlysta, 16 är typiska (T) och 5 är signalarter (S): urskogsporing (EN), garnlav (VU, T), blanksvart spiklav (NT), doftskinn (NT, T), dvärgbägarlav (NT, T), kolflarnlav (NT, T), liten svartspik (NT), lunglav (NT, T), mörk kolflarnlav (NT), skarp dropptaggsvamp (NT), skrovellav (NT, T), skuggblåslav (NT, T), talltagel (NT, T), tallticka (NT, T), talltita (NT, §4), tretåig hackspett (NT, T, §4), vaddporing (NT), vedflamlav (NT), vedskivlav (NT, T), violettgrå tagellav (NT, T), bronshjon (S, T), bårdlav (S, T), flagellkvastmossa (S, T), nästlav (S, T) och zontaggsvamp (S). Se Figur 1.</w:t>
+      </w:r>
+    </w:p>
+    <w:p>
+      <w:r>
+        <w:t>Nedan presenteras relevanta utdrag ur standarderna för FSC, Chain of Custody, Controlled Wood och PEFC.</w:t>
+      </w:r>
+    </w:p>
+    <w:p>
+      <w:r>
+        <w:t>Vi förväntar oss att ni återkommer med ett skriftligt svar på vårt klagomål och även beskriver vilka korrigerande åtgärder ni satt in för att rätta till identifierade brister i er efterlevnad av den svenska FSC standarden.</w:t>
       </w:r>
     </w:p>
     <w:p>
       <w:pPr>
-        <w:pStyle w:val="Heading2"/>
+        <w:pStyle w:val="Heading1"/>
       </w:pPr>
       <w:r>
-        <w:t>Fridlysta arter</w:t>
+        <w:t>Naturvårdsarter och fridlysta arter</w:t>
       </w:r>
     </w:p>
     <w:p>
       <w:r>
-        <w:t>Följande fridlysta arter har sina livsmiljöer och växtplatser i den avverkningsanmälda skogen: talltita (NT, §4) och tretåig hackspett (NT, T, §4).</w:t>
+        <w:t>Nedan följer beskrivningar av de naturvårdsarter och fridlysta arter som har sina livsmiljöer och växtplatser i den avverkningsanmälda skogen. Se även ytterligare artfakta i BILAGA 1. De påträffade naturvårdsarterna är ett tydligt kvitto på att det rör sig om en skog med höga naturvärden.</w:t>
       </w:r>
     </w:p>
     <w:p>
-      <w:r>
-        <w:t xml:space="preserve">Observera att medlemsländerna är skyldiga att agera i enlighet med EU:s fågeldirektiv där det uttryckligen står att direktivet gäller för fåglar samt för deras ägg, bon och </w:t>
-      </w:r>
       <w:r>
         <w:rPr>
           <w:b/>
         </w:rPr>
-        <w:t xml:space="preserve">livsmiljöer </w:t>
-      </w:r>
-      <w:r>
-        <w:t>(artikel 1). Vidare att de åtgärder som vidtas inte får leda till en försämring av den nuvarande situationen beträffande bevarandet av de fågelarter som avses i artikel 1 (artikel 13). Fågeldirektivet är styrande för tillsynsansvariga myndigheters ärendehantering, ställningstaganden och beslutsfattande.</w:t>
+        <w:t>Urskogsporing (EN)</w:t>
+      </w:r>
+      <w:r>
+        <w:t xml:space="preserve"> är en starkt hotad art som växer på lågor av barrträd, företrädesvis tall, mer sällan gran. Den är hittills bara påträffad i äldre skogsbestånd med tydlig naturskogskaraktär. Urskogsporingen är förmodligen gynnad av brand och den typ av ved som arten växer på nyskapas knappast alls i modernt skogsbruk. Kända lokaler måste skyddas och undantas från skogsbruk (SLU Artdatabanken, 2024).</w:t>
+      </w:r>
+    </w:p>
+    <w:p>
+      <w:r>
+        <w:rPr>
+          <w:b/>
+        </w:rPr>
+        <w:t>Garnlav (VU)</w:t>
+      </w:r>
+      <w:r>
+        <w:t xml:space="preserve"> är en utpräglad barrskogsart som ibland kan drapera träden i norrländska grannaturskogar med hög luftfuktighet. Den förekommer även i talldominerade bestånd där den, förutom i trädens grenverk, påträffas hängande över ojämnheter i tallbarken. Arten har minskat starkt i södra och mellersta Sverige och den minskar även i sitt nordliga utbredningsområde. Minskningstakten uppgår till 30 (20–50) % inom 50 år och överstiger gränsvärdet för Sårbar (VU). Orsaken till tillbakagången beror främst på slutavverkningar av naturskogsartade skogar. Bestånd med riklig förekomst bör regelmässigt sparas, vilket även gynnar flera andra sällsynta och rödlistade arter. Garnlav är värdväxt för den mycket sällsynta och akut hotade fjärilen barrskogslavfly (CR) som hör hemma i boreala barrskogar med riklig förekomst av värdväxten. Tidigare kunde arten konstateras årligen på flera platser vid Dala-Floda i Dalarna innan lokalerna kalavverkades. Senaste fyndet i landet av barrskogslavfly är från år 2000 då den påträffades vid Högberget i Sollefteå kommun. Garnlav är typisk art för </w:t>
+      </w:r>
+      <w:r>
+        <w:rPr>
+          <w:i/>
+        </w:rPr>
+        <w:t xml:space="preserve">9010 Taiga </w:t>
+      </w:r>
+      <w:r>
+        <w:t>och</w:t>
+      </w:r>
+      <w:r>
+        <w:rPr>
+          <w:i/>
+        </w:rPr>
+        <w:t xml:space="preserve"> 9070 Trädklädd betesmark</w:t>
+      </w:r>
+      <w:r>
+        <w:t xml:space="preserve"> (SLU Artdatabanken, 2026).</w:t>
+      </w:r>
+    </w:p>
+    <w:p>
+      <w:r>
+        <w:rPr>
+          <w:b/>
+        </w:rPr>
+        <w:t>Blanksvart spiklav (NT)</w:t>
+      </w:r>
+      <w:r>
+        <w:t xml:space="preserve"> förekommer på torr, hård, gammal kärnved men även på äldre ytved av tall i naturskogsartade bestånd med begränsad brandpåverkan och ostörd hydrologi. Skogsbruksåtgärder på eller i närheten av lokaler med blanksvart spiklav utgör ett hot. Naturskogsartade öppna tall- och barrblandskogar med blanksvart spiklav indikerar höga biologiska värden och bör bevaras (SLU Artdatabanken, 2024).</w:t>
+      </w:r>
+    </w:p>
+    <w:p>
+      <w:r>
+        <w:rPr>
+          <w:b/>
+        </w:rPr>
+        <w:t>Doftskinn (NT)</w:t>
+      </w:r>
+      <w:r>
+        <w:t xml:space="preserve">, rödlistad som nära hotad, är en mycket bra signalart för boreal granskog och indikerar ett gran-skogsekosystem med lång kontinuitet av grova lågor. Arten är placerad i toppen av Skogsstyrelsens värdepyramid för bedömning av skog med höga naturvärden och har klassats som en “urskogsindikator”, då den förekommer med ett tydligt optimum i helt eller nästan helt orörda skogar. Doftskinn är typisk art för </w:t>
+      </w:r>
+      <w:r>
+        <w:rPr>
+          <w:i/>
+        </w:rPr>
+        <w:t xml:space="preserve">9010 Taiga </w:t>
+      </w:r>
+      <w:r>
+        <w:t>(SLU Artdatabanken, 2025; Nitare &amp; Skogsstyrelsen, 2019).</w:t>
+      </w:r>
+    </w:p>
+    <w:p>
+      <w:r>
+        <w:rPr>
+          <w:b/>
+        </w:rPr>
+        <w:t>Dvärgbägarlav (NT)</w:t>
+      </w:r>
+      <w:r>
+        <w:t xml:space="preserve"> förekommer över hela Sverige på gammal hård ved, huvudsakligen på tall men i södra Sverige även på ek. Veden utgörs framförallt av grova stubbar, lågor och grenar. Substratet har blivit sällsyntare och nybildning av substrat sker bara i begränsad omfattning. Arten hotas av att grova lågor blir allt sällsyntare i dagens kulturskogar samt att nybildningen av lämpliga substrat går mycket långsamt. En riklig tillgång på gamla tall- eller eklågor måste säkerställas på artens lokaler. Dvärgbägarlav är typisk art för </w:t>
+      </w:r>
+      <w:r>
+        <w:rPr>
+          <w:i/>
+        </w:rPr>
+        <w:t>9010 Taiga</w:t>
+      </w:r>
+      <w:r>
+        <w:t xml:space="preserve"> (SLU Artdatabanken, 2024; Nitare &amp; Skogsstyrelsen, 2019).</w:t>
+      </w:r>
+    </w:p>
+    <w:p>
+      <w:r>
+        <w:rPr>
+          <w:b/>
+        </w:rPr>
+        <w:t>Kolflarnlav (NT)</w:t>
+      </w:r>
+      <w:r>
+        <w:t xml:space="preserve"> är brandberoende och växer nästan uteslutande på kolad hård kärnved av tall. Etableringen verkar ske först 100–300 år efter brand och nytt substrat nybildas i mycket begränsad omfattning. Avverkning av tallskog av naturskogskaraktär med spår av återkommande bränder är ett hot och mängden lämplig ved att växa på för arten minskar dels på grund av naturlig nedbrytning men framförallt på grund av att det förstörs i samband med slutavverkningar, gallringar och markberedning. Såväl kolflarnlav som mörk kolflarnlav har glänsande bålfjäll och förekommer främst i tall- och blandbarrskogar av naturskogskaraktär med spår av återkommande bränder. Skogar som dessa hyser höga biologiska värden och bör skyddas. Kolflarnlav är typisk art för </w:t>
+      </w:r>
+      <w:r>
+        <w:rPr>
+          <w:i/>
+        </w:rPr>
+        <w:t>9010 Taiga</w:t>
+      </w:r>
+      <w:r>
+        <w:t xml:space="preserve"> (SLU Artdatabanken, 2024).</w:t>
+      </w:r>
+    </w:p>
+    <w:p>
+      <w:r>
+        <w:rPr>
+          <w:b/>
+        </w:rPr>
+        <w:t>Liten svartspik (NT)</w:t>
+      </w:r>
+      <w:r>
+        <w:t xml:space="preserve"> växer på granbark i boreala barrskogar med lång trädkontinuitet och hög luftfuktighet. Orsaken till tillbakagången beror på främst på slutavverkningar av naturskogsartade granskogar. Bestånd med riklig förekomst av liten svartspik bör regelmässigt sparas. Naturhänsyn i samband med slutavverkning måste ske så att man undviker uttorkningseffekter (SLU Artdatabanken, 2024).</w:t>
+      </w:r>
+    </w:p>
+    <w:p>
+      <w:r>
+        <w:rPr>
+          <w:b/>
+        </w:rPr>
+        <w:t>Lunglav (NT)</w:t>
+      </w:r>
+      <w:r>
+        <w:t xml:space="preserve"> är en av vårt lands främsta signalarter som överallt indikerar gamla lövträd, skogsbestånd med höga naturvärden och ekosystem med långskoglig kontinuitet. Lokalt kan förekomsten vara mycket riklig men den hittas nästan enbart i gamla och ej slutavverkade skogar. Artens samtliga förekomster bör uppmärksammas från naturvårdssynpunkt, då många lokaler även hyser andra ovanliga och rödlistade arter. Rikliga förekomster bör skyddas med biotopskydd, frivilliga avsättningar eller reservat. På lunglav kan de sällsynta lavparasiterna lunglavshårprick (CR), </w:t>
+      </w:r>
+      <w:r>
+        <w:rPr>
+          <w:i/>
+        </w:rPr>
+        <w:t>Abrothallus diederichii</w:t>
+      </w:r>
+      <w:r>
+        <w:t xml:space="preserve"> (VU), </w:t>
+      </w:r>
+      <w:r>
+        <w:rPr>
+          <w:i/>
+        </w:rPr>
+        <w:t>Abrothallus lobariae</w:t>
+      </w:r>
+      <w:r>
+        <w:t xml:space="preserve"> (VU), </w:t>
+      </w:r>
+      <w:r>
+        <w:rPr>
+          <w:i/>
+        </w:rPr>
+        <w:t>Calycina lobariae</w:t>
+      </w:r>
+      <w:r>
+        <w:t xml:space="preserve"> (VU), lunglavsknapp (VU) och skrovelmössing (VU) påträffas. Lunglav är typisk art för </w:t>
+      </w:r>
+      <w:r>
+        <w:rPr>
+          <w:i/>
+        </w:rPr>
+        <w:t>9010 Taiga, 9020 Nordlig ädellövskog, 9110 Näringsfattig bokskog, 9130 Näringsrik bokskog, 9160 Näringsrik ekskog, 9180 Ädellövskog i branter, 9190 Näringsfattig ekskog, 9070 Trädklädd betesmark, 9040 Fjällbjörkskog</w:t>
+      </w:r>
+      <w:r>
+        <w:t xml:space="preserve"> och</w:t>
+      </w:r>
+      <w:r>
+        <w:rPr>
+          <w:i/>
+        </w:rPr>
+        <w:t xml:space="preserve"> 6530 Lövängar</w:t>
+      </w:r>
+      <w:r>
+        <w:t xml:space="preserve"> (SLU Artdatabanken, 2026; Nitare &amp; Skogsstyrelsen, 2019).</w:t>
+      </w:r>
+    </w:p>
+    <w:p>
+      <w:r>
+        <w:rPr>
+          <w:b/>
+        </w:rPr>
+        <w:t>Mörk kolflarnlav (NT)</w:t>
+      </w:r>
+      <w:r>
+        <w:t xml:space="preserve"> är brandberoende och växer nästan uteslutande på kolad hård kärnved av tall. Arten förekommer främst i glesa, öppna tall- och blandbarrskogar av naturskogskaraktär och etableringen verkar ske sent efter brand, kanske först efter 100–300 år. Mörk kolflarnlav indikerar skog med höga naturvärden och vanligast är att den påträffas på rester av nedbrunna torrakor och högstubbar och lågstubbar som är så grova att hela innandömet är urbränt. Tall- och blandbarrskogar av naturskogskaraktär med spår av återkommande bränder hyser höga biologiska värden och bör skyddas (SLU Artdatabanken, 2024).</w:t>
+      </w:r>
+    </w:p>
+    <w:p>
+      <w:r>
+        <w:rPr>
+          <w:b/>
+        </w:rPr>
+        <w:t xml:space="preserve">Skarp dropptaggsvamp (NT) </w:t>
+      </w:r>
+      <w:r>
+        <w:t>bildar mykorrhiza med både gran och tall, främst i barrskogar med trädkontinuitet. Arten uppträder dels i näringsrik kalkbarrskog och dels i sur lavtallskog. Kalkbarrskogarna är ofta grandominerade, olikåldriga och skiktade på frisk mark med ett örtrikt vegetationsskikt. Lavtallskogarna är i regel magra, torra, ljusöppna och ofta brandpräglade. Den totala populationen i landet har minskat och bedöms fortsätta minska till följd av avverkning av äldre barrskogar. Arten har begränsad förmåga att återetablera sig efter slutavverkning eller andra storskaliga skogsbruksåtgärder. Det saknas indikationer på att arten långsiktigt kan etablera eller reproducera sig i skogsbestånd som brukas med metoder som trakthyggesbruk, markberedning, gödsling eller föryngring med förädlat plantmaterial. Minskningstakten för den svenska populationen bedöms vara nära gränsvärdet för Sårbar (VU) (SLU Artdatabanken, 2026).</w:t>
+      </w:r>
+    </w:p>
+    <w:p>
+      <w:r>
+        <w:rPr>
+          <w:b/>
+        </w:rPr>
+        <w:t>Skrovellav (NT)</w:t>
+      </w:r>
+      <w:r>
+        <w:t xml:space="preserve"> växer på gamla lövträd och på klippor i gamla skogar med hög och jämn luftfuktighet. Slutavverkning av kontinuitetsskog utgör det största hotet och lavens fortsatta förekomst bör säkerställas genom att lokaler med äldre skog skyddas. I områden med mycket hög luftfuktighet kan man på bålen av skrovellav finna de sällsynta parasitsvamparna skrovellavsknapp (EN), </w:t>
+      </w:r>
+      <w:r>
+        <w:rPr>
+          <w:i/>
+        </w:rPr>
+        <w:t>Catillaria lobariicola</w:t>
+      </w:r>
+      <w:r>
+        <w:t xml:space="preserve"> (VU) och </w:t>
+      </w:r>
+      <w:r>
+        <w:rPr>
+          <w:i/>
+        </w:rPr>
+        <w:t>Merismatium lobariae</w:t>
+      </w:r>
+      <w:r>
+        <w:t xml:space="preserve"> (DD). Skrovellav är typisk art för </w:t>
+      </w:r>
+      <w:r>
+        <w:rPr>
+          <w:i/>
+        </w:rPr>
+        <w:t xml:space="preserve">9010 Taiga, 9020 Nordlig ädellövskog, 9040 Fjällbjörkskog, 9070 Trädklädd betesmark, 9160 Näringsrik ekskog, 9180 Ädellövskog i branter, 9190 Näringsfattig ekskog, 8210 Kalkbranter </w:t>
+      </w:r>
+      <w:r>
+        <w:t xml:space="preserve">och </w:t>
+      </w:r>
+      <w:r>
+        <w:rPr>
+          <w:i/>
+        </w:rPr>
+        <w:t>6530 Lövängar</w:t>
+      </w:r>
+      <w:r>
+        <w:t xml:space="preserve"> (SLU Artdatabanken, 2026; Nitare &amp; Skogsstyrelsen, 2019).</w:t>
+      </w:r>
+    </w:p>
+    <w:p>
+      <w:r>
+        <w:rPr>
+          <w:b/>
+        </w:rPr>
+        <w:t>Skuggblåslav (NT)</w:t>
+      </w:r>
+      <w:r>
+        <w:t xml:space="preserve"> växer på silikatsten eller gamla träd i äldre naturskogar med hög luftfuktighet. Den påverkas negativt av brist på kontinuitetsskog och minskningstakten för arten bedöms vara nära gränsvärdet för sårbar (VU). Skuggblåslav är typisk art för </w:t>
+      </w:r>
+      <w:r>
+        <w:rPr>
+          <w:i/>
+        </w:rPr>
+        <w:t xml:space="preserve">9010 Taiga </w:t>
+      </w:r>
+      <w:r>
+        <w:t>(Nitare &amp; Skogsstyrelsen, 2019; SLU Artdatabanken, 2026).</w:t>
+      </w:r>
+    </w:p>
+    <w:p>
+      <w:r>
+        <w:rPr>
+          <w:b/>
+        </w:rPr>
+        <w:t>Talltagel (NT)</w:t>
+      </w:r>
+      <w:r>
+        <w:t xml:space="preserve"> är en boreal art som förekommer på tall i äldre, öppna tallskogar. Den påverkas negativt av brist på kontinuitetsskog och minskningstakten bedöms vara nära gränsvärdet för Sårbar (VU). Talltagel är typisk art för </w:t>
+      </w:r>
+      <w:r>
+        <w:rPr>
+          <w:i/>
+        </w:rPr>
+        <w:t>9010 Taiga</w:t>
+      </w:r>
+      <w:r>
+        <w:t xml:space="preserve"> (SLU Artdatabanken, 2026).</w:t>
+      </w:r>
+    </w:p>
+    <w:p>
+      <w:r>
+        <w:rPr>
+          <w:b/>
+        </w:rPr>
+        <w:t xml:space="preserve">Tallticka (NT) </w:t>
+      </w:r>
+      <w:r>
+        <w:t xml:space="preserve">uppträder först på tallar som är 100–150 år gamla men är vanligast på träd som är runt 150–200 år eller äldre. I skogslandskapet är den främst knuten till tallnaturskogar och restbiotoper med biologiskt gamla träd och signalerar vanligtvis skyddsvärda tallbestånd med höga naturvärden. Tallticka är typisk art för </w:t>
+      </w:r>
+      <w:r>
+        <w:rPr>
+          <w:i/>
+        </w:rPr>
+        <w:t xml:space="preserve">9010 Taiga </w:t>
+      </w:r>
+      <w:r>
+        <w:t xml:space="preserve">och </w:t>
+      </w:r>
+      <w:r>
+        <w:rPr>
+          <w:i/>
+        </w:rPr>
+        <w:t>9060 Åsbarrskog</w:t>
+      </w:r>
+      <w:r>
+        <w:t xml:space="preserve"> (SLU Artdatabanken, 2023; Nitare &amp; Skogsstyrelsen, 2019).</w:t>
       </w:r>
     </w:p>
     <w:p>
@@ -319,26 +605,73 @@
     </w:p>
     <w:p>
       <w:r>
-        <w:t>I BILAGA 1 finns mer detaljerad information om ekologi samt krav på livsmiljö hos fridlysta arter.</w:t>
-      </w:r>
-    </w:p>
-    <w:p>
-      <w:pPr>
-        <w:pStyle w:val="Heading2"/>
-      </w:pPr>
-      <w:r>
-        <w:t>Övriga naturvårdsarter</w:t>
-      </w:r>
-    </w:p>
-    <w:p>
-      <w:r>
         <w:rPr>
           <w:b/>
         </w:rPr>
-        <w:t>Blanksvart spiklav (NT)</w:t>
-      </w:r>
-      <w:r>
-        <w:t xml:space="preserve"> förekommer på torr, hård, gammal kärnved men även på äldre ytved av tall i naturskogsartade bestånd med begränsad brandpåverkan och ostörd hydrologi. Skogsbruksåtgärder på eller i närheten av lokaler med blanksvart spiklav utgör ett hot. Naturskogsartade öppna tall- och barrblandskogar med blanksvart spiklav indikerar höga biologiska värden och bör bevaras (SLU Artdatabanken, 2024).</w:t>
+        <w:t xml:space="preserve">Vaddporing (NT) </w:t>
+      </w:r>
+      <w:r>
+        <w:t>är en brunrötande vednedbrytare som hittas på undersidan av liggande murken tallved i olika former. Substratet utgörs framför allt av den typ av hård, kådimpregnerad och ofta kolad tallved som skapas i brandpräglad skog. Vedtypen nybildas i mycket liten omfattning och det är sannolikt att arten upplever en utdöendeskuld. För att garantera artens fortlevnad bör man både säkra att artens växtplatser hålls intakta samt att långsiktigt säkerställa att ny ved tillkommer, allra helst i omedelbar anslutning till artens växtplatser. Skoglig gallring och annat uttag av virke innebär ett hot mot arten (SLU Artdatabanken, 2024).</w:t>
+      </w:r>
+    </w:p>
+    <w:p>
+      <w:r>
+        <w:rPr>
+          <w:b/>
+        </w:rPr>
+        <w:t>Vedflamlav (NT)</w:t>
+      </w:r>
+      <w:r>
+        <w:t xml:space="preserve"> växer på gammal hård och torr, exponerad kärnved av tall, främst på högstubbar i ljusöppna lägen, t.ex. vid och på myrar, sjökanter, i glesa hällmarkskogar och i brandpräglade tallnaturskogar. Substratet nyskapas i begränsad omfattning och arten är en utmärkt indikator på höga naturvärden i denna skogstyp. Tall- och barrblandskogar med naturskogskaraktär och spår av bränder har ofta höga biologiska värden och bör skyddas. På vedflamlavens bål kan den sällsynta spiklaven/parasiten </w:t>
+      </w:r>
+      <w:r>
+        <w:rPr>
+          <w:i/>
+        </w:rPr>
+        <w:t>Calicium ramboldiicola</w:t>
+      </w:r>
+      <w:r>
+        <w:t xml:space="preserve"> (VU) påträffas (SLU Artdatabanken, 2026).</w:t>
+      </w:r>
+    </w:p>
+    <w:p>
+      <w:r>
+        <w:rPr>
+          <w:b/>
+        </w:rPr>
+        <w:t>Vedskivlav (NT)</w:t>
+      </w:r>
+      <w:r>
+        <w:t xml:space="preserve"> växer på gammal, torr, exponerad, hård kärnved av framförallt tall i naturskogsartade bestånd. Avverkning av tallskog av naturskogskaraktär med spår av återkommande bränder är ett hot. Mängden lämplig ved att växa på för vedskivlav minskar, dels på grund av naturlig nedbrytning men framförallt på grund av att de förstörs i samband med slutavverkningar, gallringar och markberedning. Tall- och blandbarrskogar av naturskogskaraktär med spår av återkommande bränder bör skyddas. Vedskivlav är typisk art för </w:t>
+      </w:r>
+      <w:r>
+        <w:rPr>
+          <w:i/>
+        </w:rPr>
+        <w:t>9010 Taiga</w:t>
+      </w:r>
+      <w:r>
+        <w:t xml:space="preserve"> (SLU Artdatabanken, 2024).</w:t>
+      </w:r>
+    </w:p>
+    <w:p>
+      <w:r>
+        <w:rPr>
+          <w:b/>
+        </w:rPr>
+        <w:t>Violettgrå tagellav (NT)</w:t>
+      </w:r>
+      <w:r>
+        <w:t xml:space="preserve"> växer nästan uteslutande i gamla olikåldriga barrnaturskogar med lång skoglig kontinuitet och är en utmärkt signal på skog med höga naturvärden. Slutavverkning av tidigare aldrig slutavverkad skog (kontinuitetsskog) är det största hotet. Biotopen nyskapas i begränsad omfattning och barrskog äldre än 160 år, där den violettgrå tagellaven huvudsakligen påträffas har minskat med 50% de senaste 50 åren. Lågproduktiv skogsmark där laven förekommer bör undantas från skogsbruk och rika förekomster i äldre granskog bör skyddas. Arten är känslig för uttorkning och det är väsentligt att tillräckligt stora bestånd avsätts. Violettgrå tagellav är typisk art för </w:t>
+      </w:r>
+      <w:r>
+        <w:rPr>
+          <w:i/>
+        </w:rPr>
+        <w:t>9010 Taiga</w:t>
+      </w:r>
+      <w:r>
+        <w:t xml:space="preserve"> (SLU Artdatabanken, 2024; Nitare &amp; Skogsstyrelsen, 2019).</w:t>
       </w:r>
     </w:p>
     <w:p>
@@ -413,10 +746,10 @@
         <w:rPr>
           <w:b/>
         </w:rPr>
-        <w:t>Doftskinn (NT)</w:t>
-      </w:r>
-      <w:r>
-        <w:t xml:space="preserve">, rödlistad som nära hotad, är en mycket bra signalart för boreal granskog och indikerar ett gran-skogsekosystem med lång kontinuitet av grova lågor. Arten är placerad i toppen av Skogsstyrelsens värdepyramid för bedömning av skog med höga naturvärden och har klassats som en “urskogsindikator”, då den förekommer med ett tydligt optimum i helt eller nästan helt orörda skogar. Doftskinn är typisk art för </w:t>
+        <w:t>Flagellkvastmossa</w:t>
+      </w:r>
+      <w:r>
+        <w:t xml:space="preserve"> förekommer framför allt i tallsumpskog, men finns även i relativt torra gran- och tallskogar. Den signalerar överallt skogsmiljöer med höga naturvärden och indikerar biotoper med rik och kontinuerlig förekomst av död ved i olika nedbrytningsstadier eller barlagd torvjord. Flagellkvastmossa är typisk art för </w:t>
       </w:r>
       <w:r>
         <w:rPr>
@@ -425,7 +758,16 @@
         <w:t xml:space="preserve">9010 Taiga </w:t>
       </w:r>
       <w:r>
-        <w:t>(SLU Artdatabanken, 2025; Nitare &amp; Skogsstyrelsen, 2019).</w:t>
+        <w:t>och</w:t>
+      </w:r>
+      <w:r>
+        <w:rPr>
+          <w:i/>
+        </w:rPr>
+        <w:t xml:space="preserve"> 9740 Skogsbevuxen myr </w:t>
+      </w:r>
+      <w:r>
+        <w:t>(SLU Artdatabanken, 2024; Nitare &amp; Skogsstyrelsen, 2019).</w:t>
       </w:r>
     </w:p>
     <w:p>
@@ -433,30 +775,10 @@
         <w:rPr>
           <w:b/>
         </w:rPr>
-        <w:t>Dvärgbägarlav (NT)</w:t>
-      </w:r>
-      <w:r>
-        <w:t xml:space="preserve"> förekommer över hela Sverige på gammal hård ved, huvudsakligen på tall men i södra Sverige även på ek. Veden utgörs framförallt av grova stubbar, lågor och grenar. Substratet har blivit sällsyntare och nybildning av substrat sker bara i begränsad omfattning. Arten hotas av att grova lågor blir allt sällsyntare i dagens kulturskogar samt att nybildningen av lämpliga substrat går mycket långsamt. En riklig tillgång på gamla tall- eller eklågor måste säkerställas på artens lokaler. Dvärgbägarlav är typisk art för </w:t>
-      </w:r>
-      <w:r>
-        <w:rPr>
-          <w:i/>
-        </w:rPr>
-        <w:t>9010 Taiga</w:t>
-      </w:r>
-      <w:r>
-        <w:t xml:space="preserve"> (SLU Artdatabanken, 2024; Nitare &amp; Skogsstyrelsen, 2019).</w:t>
-      </w:r>
-    </w:p>
-    <w:p>
-      <w:r>
-        <w:rPr>
-          <w:b/>
-        </w:rPr>
-        <w:t>Flagellkvastmossa</w:t>
-      </w:r>
-      <w:r>
-        <w:t xml:space="preserve"> förekommer framför allt i tallsumpskog, men finns även i relativt torra gran- och tallskogar. Den signalerar överallt skogsmiljöer med höga naturvärden och indikerar biotoper med rik och kontinuerlig förekomst av död ved i olika nedbrytningsstadier eller barlagd torvjord. Flagellkvastmossa är typisk art för </w:t>
+        <w:t>Nästlav</w:t>
+      </w:r>
+      <w:r>
+        <w:t xml:space="preserve"> indikerar söder om den naturliga norrlandsgränsen äldre barrskogsområden med höga naturvärden där andra ovanliga nordliga barrskogsarter kan påträffas. Nästlav är typisk art för </w:t>
       </w:r>
       <w:r>
         <w:rPr>
@@ -465,372 +787,7 @@
         <w:t xml:space="preserve">9010 Taiga </w:t>
       </w:r>
       <w:r>
-        <w:t>och</w:t>
-      </w:r>
-      <w:r>
-        <w:rPr>
-          <w:i/>
-        </w:rPr>
-        <w:t xml:space="preserve"> 9740 Skogsbevuxen myr </w:t>
-      </w:r>
-      <w:r>
-        <w:t>(SLU Artdatabanken, 2024; Nitare &amp; Skogsstyrelsen, 2019).</w:t>
-      </w:r>
-    </w:p>
-    <w:p>
-      <w:r>
-        <w:rPr>
-          <w:b/>
-        </w:rPr>
-        <w:t>Garnlav (VU)</w:t>
-      </w:r>
-      <w:r>
-        <w:t xml:space="preserve"> är en utpräglad barrskogsart som ibland kan drapera träden i norrländska grannaturskogar med hög luftfuktighet. Den förekommer även i talldominerade bestånd där den, förutom i trädens grenverk, påträffas hängande över ojämnheter i tallbarken. Arten har minskat starkt i södra och mellersta Sverige och den minskar även i sitt nordliga utbredningsområde. Minskningstakten uppgår till 30 (20–50) % inom 50 år och överstiger gränsvärdet för Sårbar (VU). Orsaken till tillbakagången beror främst på slutavverkningar av naturskogsartade skogar. Bestånd med riklig förekomst bör regelmässigt sparas, vilket även gynnar flera andra sällsynta och rödlistade arter. Garnlav är värdväxt för den mycket sällsynta och akut hotade fjärilen barrskogslavfly (CR) som hör hemma i boreala barrskogar med riklig förekomst av värdväxten. Tidigare kunde arten konstateras årligen på flera platser vid Dala-Floda i Dalarna innan lokalerna kalavverkades. Senaste fyndet i landet av barrskogslavfly är från år 2000 då den påträffades vid Högberget i Sollefteå kommun. Garnlav är typisk art för </w:t>
-      </w:r>
-      <w:r>
-        <w:rPr>
-          <w:i/>
-        </w:rPr>
-        <w:t xml:space="preserve">9010 Taiga </w:t>
-      </w:r>
-      <w:r>
-        <w:t>och</w:t>
-      </w:r>
-      <w:r>
-        <w:rPr>
-          <w:i/>
-        </w:rPr>
-        <w:t xml:space="preserve"> 9070 Trädklädd betesmark</w:t>
-      </w:r>
-      <w:r>
-        <w:t xml:space="preserve"> (SLU Artdatabanken, 2026).</w:t>
-      </w:r>
-    </w:p>
-    <w:p>
-      <w:r>
-        <w:rPr>
-          <w:b/>
-        </w:rPr>
-        <w:t>Kolflarnlav (NT)</w:t>
-      </w:r>
-      <w:r>
-        <w:t xml:space="preserve"> är brandberoende och växer nästan uteslutande på kolad hård kärnved av tall. Etableringen verkar ske först 100–300 år efter brand och nytt substrat nybildas i mycket begränsad omfattning. Avverkning av tallskog av naturskogskaraktär med spår av återkommande bränder är ett hot och mängden lämplig ved att växa på för arten minskar dels på grund av naturlig nedbrytning men framförallt på grund av att det förstörs i samband med slutavverkningar, gallringar och markberedning. Såväl kolflarnlav som mörk kolflarnlav har glänsande bålfjäll och förekommer främst i tall- och blandbarrskogar av naturskogskaraktär med spår av återkommande bränder. Skogar som dessa hyser höga biologiska värden och bör skyddas. Kolflarnlav är typisk art för </w:t>
-      </w:r>
-      <w:r>
-        <w:rPr>
-          <w:i/>
-        </w:rPr>
-        <w:t>9010 Taiga</w:t>
-      </w:r>
-      <w:r>
-        <w:t xml:space="preserve"> (SLU Artdatabanken, 2024).</w:t>
-      </w:r>
-    </w:p>
-    <w:p>
-      <w:r>
-        <w:rPr>
-          <w:b/>
-        </w:rPr>
-        <w:t>Liten svartspik (NT)</w:t>
-      </w:r>
-      <w:r>
-        <w:t xml:space="preserve"> växer på granbark i boreala barrskogar med lång trädkontinuitet och hög luftfuktighet. Orsaken till tillbakagången beror på främst på slutavverkningar av naturskogsartade granskogar. Bestånd med riklig förekomst av liten svartspik bör regelmässigt sparas. Naturhänsyn i samband med slutavverkning måste ske så att man undviker uttorkningseffekter (SLU Artdatabanken, 2024).</w:t>
-      </w:r>
-    </w:p>
-    <w:p>
-      <w:r>
-        <w:rPr>
-          <w:b/>
-        </w:rPr>
-        <w:t>Lunglav (NT)</w:t>
-      </w:r>
-      <w:r>
-        <w:t xml:space="preserve"> är en av vårt lands främsta signalarter som överallt indikerar gamla lövträd, skogsbestånd med höga naturvärden och ekosystem med långskoglig kontinuitet. Lokalt kan förekomsten vara mycket riklig men den hittas nästan enbart i gamla och ej slutavverkade skogar. Artens samtliga förekomster bör uppmärksammas från naturvårdssynpunkt, då många lokaler även hyser andra ovanliga och rödlistade arter. Rikliga förekomster bör skyddas med biotopskydd, frivilliga avsättningar eller reservat. På lunglav kan de sällsynta lavparasiterna lunglavshårprick (CR), </w:t>
-      </w:r>
-      <w:r>
-        <w:rPr>
-          <w:i/>
-        </w:rPr>
-        <w:t>Abrothallus diederichii</w:t>
-      </w:r>
-      <w:r>
-        <w:t xml:space="preserve"> (VU), </w:t>
-      </w:r>
-      <w:r>
-        <w:rPr>
-          <w:i/>
-        </w:rPr>
-        <w:t>Abrothallus lobariae</w:t>
-      </w:r>
-      <w:r>
-        <w:t xml:space="preserve"> (VU), </w:t>
-      </w:r>
-      <w:r>
-        <w:rPr>
-          <w:i/>
-        </w:rPr>
-        <w:t>Calycina lobariae</w:t>
-      </w:r>
-      <w:r>
-        <w:t xml:space="preserve"> (VU), lunglavsknapp (VU) och skrovelmössing (VU) påträffas. Lunglav är typisk art för </w:t>
-      </w:r>
-      <w:r>
-        <w:rPr>
-          <w:i/>
-        </w:rPr>
-        <w:t>9010 Taiga, 9020 Nordlig ädellövskog, 9110 Näringsfattig bokskog, 9130 Näringsrik bokskog, 9160 Näringsrik ekskog, 9180 Ädellövskog i branter, 9190 Näringsfattig ekskog, 9070 Trädklädd betesmark, 9040 Fjällbjörkskog</w:t>
-      </w:r>
-      <w:r>
-        <w:t xml:space="preserve"> och</w:t>
-      </w:r>
-      <w:r>
-        <w:rPr>
-          <w:i/>
-        </w:rPr>
-        <w:t xml:space="preserve"> 6530 Lövängar</w:t>
-      </w:r>
-      <w:r>
-        <w:t xml:space="preserve"> (SLU Artdatabanken, 2026; Nitare &amp; Skogsstyrelsen, 2019).</w:t>
-      </w:r>
-    </w:p>
-    <w:p>
-      <w:r>
-        <w:rPr>
-          <w:b/>
-        </w:rPr>
-        <w:t>Mörk kolflarnlav (NT)</w:t>
-      </w:r>
-      <w:r>
-        <w:t xml:space="preserve"> är brandberoende och växer nästan uteslutande på kolad hård kärnved av tall. Arten förekommer främst i glesa, öppna tall- och blandbarrskogar av naturskogskaraktär och etableringen verkar ske sent efter brand, kanske först efter 100–300 år. Mörk kolflarnlav indikerar skog med höga naturvärden och vanligast är att den påträffas på rester av nedbrunna torrakor och högstubbar och lågstubbar som är så grova att hela innandömet är urbränt. Tall- och blandbarrskogar av naturskogskaraktär med spår av återkommande bränder hyser höga biologiska värden och bör skyddas (SLU Artdatabanken, 2024).</w:t>
-      </w:r>
-    </w:p>
-    <w:p>
-      <w:r>
-        <w:rPr>
-          <w:b/>
-        </w:rPr>
-        <w:t>Nästlav</w:t>
-      </w:r>
-      <w:r>
-        <w:t xml:space="preserve"> indikerar söder om den naturliga norrlandsgränsen äldre barrskogsområden med höga naturvärden där andra ovanliga nordliga barrskogsarter kan påträffas. Nästlav är typisk art för </w:t>
-      </w:r>
-      <w:r>
-        <w:rPr>
-          <w:i/>
-        </w:rPr>
-        <w:t xml:space="preserve">9010 Taiga </w:t>
-      </w:r>
-      <w:r>
         <w:t>(Nitare &amp; Skogsstyrelsen, 2019; SLU Artdatabanken, 2025).</w:t>
-      </w:r>
-    </w:p>
-    <w:p>
-      <w:r>
-        <w:rPr>
-          <w:b/>
-        </w:rPr>
-        <w:t xml:space="preserve">Skarp dropptaggsvamp (NT) </w:t>
-      </w:r>
-      <w:r>
-        <w:t>bildar mykorrhiza med både gran och tall, främst i barrskogar med trädkontinuitet. Arten uppträder dels i näringsrik kalkbarrskog och dels i sur lavtallskog. Kalkbarrskogarna är ofta grandominerade, olikåldriga och skiktade på frisk mark med ett örtrikt vegetationsskikt. Lavtallskogarna är i regel magra, torra, ljusöppna och ofta brandpräglade. Den totala populationen i landet har minskat och bedöms fortsätta minska till följd av avverkning av äldre barrskogar. Arten har begränsad förmåga att återetablera sig efter slutavverkning eller andra storskaliga skogsbruksåtgärder. Det saknas indikationer på att arten långsiktigt kan etablera eller reproducera sig i skogsbestånd som brukas med metoder som trakthyggesbruk, markberedning, gödsling eller föryngring med förädlat plantmaterial. Minskningstakten för den svenska populationen bedöms vara nära gränsvärdet för Sårbar (VU) (SLU Artdatabanken, 2026).</w:t>
-      </w:r>
-    </w:p>
-    <w:p>
-      <w:r>
-        <w:rPr>
-          <w:b/>
-        </w:rPr>
-        <w:t>Skrovellav (NT)</w:t>
-      </w:r>
-      <w:r>
-        <w:t xml:space="preserve"> växer på gamla lövträd och på klippor i gamla skogar med hög och jämn luftfuktighet. Slutavverkning av kontinuitetsskog utgör det största hotet och lavens fortsatta förekomst bör säkerställas genom att lokaler med äldre skog skyddas. I områden med mycket hög luftfuktighet kan man på bålen av skrovellav finna de sällsynta parasitsvamparna skrovellavsknapp (EN), </w:t>
-      </w:r>
-      <w:r>
-        <w:rPr>
-          <w:i/>
-        </w:rPr>
-        <w:t>Catillaria lobariicola</w:t>
-      </w:r>
-      <w:r>
-        <w:t xml:space="preserve"> (VU) och </w:t>
-      </w:r>
-      <w:r>
-        <w:rPr>
-          <w:i/>
-        </w:rPr>
-        <w:t>Merismatium lobariae</w:t>
-      </w:r>
-      <w:r>
-        <w:t xml:space="preserve"> (DD). Skrovellav är typisk art för </w:t>
-      </w:r>
-      <w:r>
-        <w:rPr>
-          <w:i/>
-        </w:rPr>
-        <w:t xml:space="preserve">9010 Taiga, 9020 Nordlig ädellövskog, 9040 Fjällbjörkskog, 9070 Trädklädd betesmark, 9160 Näringsrik ekskog, 9180 Ädellövskog i branter, 9190 Näringsfattig ekskog, 8210 Kalkbranter </w:t>
-      </w:r>
-      <w:r>
-        <w:t xml:space="preserve">och </w:t>
-      </w:r>
-      <w:r>
-        <w:rPr>
-          <w:i/>
-        </w:rPr>
-        <w:t>6530 Lövängar</w:t>
-      </w:r>
-      <w:r>
-        <w:t xml:space="preserve"> (SLU Artdatabanken, 2026; Nitare &amp; Skogsstyrelsen, 2019).</w:t>
-      </w:r>
-    </w:p>
-    <w:p>
-      <w:r>
-        <w:rPr>
-          <w:b/>
-        </w:rPr>
-        <w:t>Skuggblåslav (NT)</w:t>
-      </w:r>
-      <w:r>
-        <w:t xml:space="preserve"> växer på silikatsten eller gamla träd i äldre naturskogar med hög luftfuktighet. Den påverkas negativt av brist på kontinuitetsskog och minskningstakten för arten bedöms vara nära gränsvärdet för sårbar (VU). Skuggblåslav är typisk art för </w:t>
-      </w:r>
-      <w:r>
-        <w:rPr>
-          <w:i/>
-        </w:rPr>
-        <w:t xml:space="preserve">9010 Taiga </w:t>
-      </w:r>
-      <w:r>
-        <w:t>(Nitare &amp; Skogsstyrelsen, 2019; SLU Artdatabanken, 2026).</w:t>
-      </w:r>
-    </w:p>
-    <w:p>
-      <w:r>
-        <w:rPr>
-          <w:b/>
-        </w:rPr>
-        <w:t>Talltagel (NT)</w:t>
-      </w:r>
-      <w:r>
-        <w:t xml:space="preserve"> är en boreal art som förekommer på tall i äldre, öppna tallskogar. Den påverkas negativt av brist på kontinuitetsskog och minskningstakten bedöms vara nära gränsvärdet för Sårbar (VU). Talltagel är typisk art för </w:t>
-      </w:r>
-      <w:r>
-        <w:rPr>
-          <w:i/>
-        </w:rPr>
-        <w:t>9010 Taiga</w:t>
-      </w:r>
-      <w:r>
-        <w:t xml:space="preserve"> (SLU Artdatabanken, 2026).</w:t>
-      </w:r>
-    </w:p>
-    <w:p>
-      <w:r>
-        <w:rPr>
-          <w:b/>
-        </w:rPr>
-        <w:t xml:space="preserve">Tallticka (NT) </w:t>
-      </w:r>
-      <w:r>
-        <w:t xml:space="preserve">uppträder först på tallar som är 100–150 år gamla men är vanligast på träd som är runt 150–200 år eller äldre. I skogslandskapet är den främst knuten till tallnaturskogar och restbiotoper med biologiskt gamla träd och signalerar vanligtvis skyddsvärda tallbestånd med höga naturvärden. Tallticka är typisk art för </w:t>
-      </w:r>
-      <w:r>
-        <w:rPr>
-          <w:i/>
-        </w:rPr>
-        <w:t xml:space="preserve">9010 Taiga </w:t>
-      </w:r>
-      <w:r>
-        <w:t xml:space="preserve">och </w:t>
-      </w:r>
-      <w:r>
-        <w:rPr>
-          <w:i/>
-        </w:rPr>
-        <w:t>9060 Åsbarrskog</w:t>
-      </w:r>
-      <w:r>
-        <w:t xml:space="preserve"> (SLU Artdatabanken, 2023; Nitare &amp; Skogsstyrelsen, 2019).</w:t>
-      </w:r>
-    </w:p>
-    <w:p>
-      <w:r>
-        <w:rPr>
-          <w:b/>
-        </w:rPr>
-        <w:t>Urskogsporing (EN)</w:t>
-      </w:r>
-      <w:r>
-        <w:t xml:space="preserve"> är en starkt hotad art som växer på lågor av barrträd, företrädesvis tall, mer sällan gran. Den är hittills bara påträffad i äldre skogsbestånd med tydlig naturskogskaraktär. Urskogsporingen är förmodligen gynnad av brand och den typ av ved som arten växer på nyskapas knappast alls i modernt skogsbruk. Kända lokaler måste skyddas och undantas från skogsbruk (SLU Artdatabanken, 2024).</w:t>
-      </w:r>
-    </w:p>
-    <w:p>
-      <w:r>
-        <w:rPr>
-          <w:b/>
-        </w:rPr>
-        <w:t xml:space="preserve">Vaddporing (NT) </w:t>
-      </w:r>
-      <w:r>
-        <w:t>är en brunrötande vednedbrytare som hittas på undersidan av liggande murken tallved i olika former. Substratet utgörs framför allt av den typ av hård, kådimpregnerad och ofta kolad tallved som skapas i brandpräglad skog. Vedtypen nybildas i mycket liten omfattning och det är sannolikt att arten upplever en utdöendeskuld. För att garantera artens fortlevnad bör man både säkra att artens växtplatser hålls intakta samt att långsiktigt säkerställa att ny ved tillkommer, allra helst i omedelbar anslutning till artens växtplatser. Skoglig gallring och annat uttag av virke innebär ett hot mot arten (SLU Artdatabanken, 2024).</w:t>
-      </w:r>
-    </w:p>
-    <w:p>
-      <w:r>
-        <w:rPr>
-          <w:b/>
-        </w:rPr>
-        <w:t>Vedflamlav (NT)</w:t>
-      </w:r>
-      <w:r>
-        <w:t xml:space="preserve"> växer på gammal hård och torr, exponerad kärnved av tall, främst på högstubbar i ljusöppna lägen, t.ex. vid och på myrar, sjökanter, i glesa hällmarkskogar och i brandpräglade tallnaturskogar. Substratet nyskapas i begränsad omfattning och arten är en utmärkt indikator på höga naturvärden i denna skogstyp. Tall- och barrblandskogar med naturskogskaraktär och spår av bränder har ofta höga biologiska värden och bör skyddas. På vedflamlavens bål kan den sällsynta spiklaven/parasiten </w:t>
-      </w:r>
-      <w:r>
-        <w:rPr>
-          <w:i/>
-        </w:rPr>
-        <w:t>Calicium ramboldiicola</w:t>
-      </w:r>
-      <w:r>
-        <w:t xml:space="preserve"> (VU) påträffas (SLU Artdatabanken, 2026).</w:t>
-      </w:r>
-    </w:p>
-    <w:p>
-      <w:r>
-        <w:rPr>
-          <w:b/>
-        </w:rPr>
-        <w:t>Vedskivlav (NT)</w:t>
-      </w:r>
-      <w:r>
-        <w:t xml:space="preserve"> växer på gammal, torr, exponerad, hård kärnved av framförallt tall i naturskogsartade bestånd. Avverkning av tallskog av naturskogskaraktär med spår av återkommande bränder är ett hot. Mängden lämplig ved att växa på för vedskivlav minskar, dels på grund av naturlig nedbrytning men framförallt på grund av att de förstörs i samband med slutavverkningar, gallringar och markberedning. Tall- och blandbarrskogar av naturskogskaraktär med spår av återkommande bränder bör skyddas. Vedskivlav är typisk art för </w:t>
-      </w:r>
-      <w:r>
-        <w:rPr>
-          <w:i/>
-        </w:rPr>
-        <w:t>9010 Taiga</w:t>
-      </w:r>
-      <w:r>
-        <w:t xml:space="preserve"> (SLU Artdatabanken, 2024).</w:t>
-      </w:r>
-    </w:p>
-    <w:p>
-      <w:r>
-        <w:rPr>
-          <w:b/>
-        </w:rPr>
-        <w:t>Violettgrå tagellav (NT)</w:t>
-      </w:r>
-      <w:r>
-        <w:t xml:space="preserve"> växer nästan uteslutande i gamla olikåldriga barrnaturskogar med lång skoglig kontinuitet och är en utmärkt signal på skog med höga naturvärden. Slutavverkning av tidigare aldrig slutavverkad skog (kontinuitetsskog) är det största hotet. Biotopen nyskapas i begränsad omfattning och barrskog äldre än 160 år, där den violettgrå tagellaven huvudsakligen påträffas har minskat med 50% de senaste 50 åren. Lågproduktiv skogsmark där laven förekommer bör undantas från skogsbruk och rika förekomster i äldre granskog bör skyddas. Arten är känslig för uttorkning och det är väsentligt att tillräckligt stora bestånd avsätts. Violettgrå tagellav är typisk art för </w:t>
-      </w:r>
-      <w:r>
-        <w:rPr>
-          <w:i/>
-        </w:rPr>
-        <w:t>9010 Taiga</w:t>
-      </w:r>
-      <w:r>
-        <w:t xml:space="preserve"> (SLU Artdatabanken, 2024; Nitare &amp; Skogsstyrelsen, 2019).</w:t>
       </w:r>
     </w:p>
     <w:p>
@@ -1726,7 +1683,7 @@
     <w:r>
       <w:tab/>
       <w:tab/>
-      <w:t>2026-06-20</w:t>
+      <w:t>2026-06-21</w:t>
       <w:br/>
       <w:br/>
     </w:r>

--- a/klagomål/A 54617-2025 FSC-klagomål.docx
+++ b/klagomål/A 54617-2025 FSC-klagomål.docx
@@ -1683,7 +1683,7 @@
     <w:r>
       <w:tab/>
       <w:tab/>
-      <w:t>2026-06-21</w:t>
+      <w:t>2026-06-22</w:t>
       <w:br/>
       <w:br/>
     </w:r>

--- a/klagomål/A 54617-2025 FSC-klagomål.docx
+++ b/klagomål/A 54617-2025 FSC-klagomål.docx
@@ -1683,7 +1683,7 @@
     <w:r>
       <w:tab/>
       <w:tab/>
-      <w:t>2026-06-22</w:t>
+      <w:t>2026-06-23</w:t>
       <w:br/>
       <w:br/>
     </w:r>

--- a/klagomål/A 54617-2025 FSC-klagomål.docx
+++ b/klagomål/A 54617-2025 FSC-klagomål.docx
@@ -1683,7 +1683,7 @@
     <w:r>
       <w:tab/>
       <w:tab/>
-      <w:t>2026-06-23</w:t>
+      <w:t>2026-06-24</w:t>
       <w:br/>
       <w:br/>
     </w:r>

--- a/klagomål/A 54617-2025 FSC-klagomål.docx
+++ b/klagomål/A 54617-2025 FSC-klagomål.docx
@@ -1683,7 +1683,7 @@
     <w:r>
       <w:tab/>
       <w:tab/>
-      <w:t>2026-06-24</w:t>
+      <w:t>2026-06-25</w:t>
       <w:br/>
       <w:br/>
     </w:r>

--- a/klagomål/A 54617-2025 FSC-klagomål.docx
+++ b/klagomål/A 54617-2025 FSC-klagomål.docx
@@ -1683,7 +1683,7 @@
     <w:r>
       <w:tab/>
       <w:tab/>
-      <w:t>2026-06-25</w:t>
+      <w:t>2026-06-26</w:t>
       <w:br/>
       <w:br/>
     </w:r>

--- a/klagomål/A 54617-2025 FSC-klagomål.docx
+++ b/klagomål/A 54617-2025 FSC-klagomål.docx
@@ -1683,7 +1683,7 @@
     <w:r>
       <w:tab/>
       <w:tab/>
-      <w:t>2026-06-26</w:t>
+      <w:t>2026-06-27</w:t>
       <w:br/>
       <w:br/>
     </w:r>

--- a/klagomål/A 54617-2025 FSC-klagomål.docx
+++ b/klagomål/A 54617-2025 FSC-klagomål.docx
@@ -1683,7 +1683,7 @@
     <w:r>
       <w:tab/>
       <w:tab/>
-      <w:t>2026-06-27</w:t>
+      <w:t>2026-06-28</w:t>
       <w:br/>
       <w:br/>
     </w:r>

--- a/klagomål/A 54617-2025 FSC-klagomål.docx
+++ b/klagomål/A 54617-2025 FSC-klagomål.docx
@@ -1683,7 +1683,7 @@
     <w:r>
       <w:tab/>
       <w:tab/>
-      <w:t>2026-06-28</w:t>
+      <w:t>2026-06-29</w:t>
       <w:br/>
       <w:br/>
     </w:r>

--- a/klagomål/A 54617-2025 FSC-klagomål.docx
+++ b/klagomål/A 54617-2025 FSC-klagomål.docx
@@ -1683,7 +1683,7 @@
     <w:r>
       <w:tab/>
       <w:tab/>
-      <w:t>2026-06-29</w:t>
+      <w:t>2026-06-30</w:t>
       <w:br/>
       <w:br/>
     </w:r>

--- a/klagomål/A 54617-2025 FSC-klagomål.docx
+++ b/klagomål/A 54617-2025 FSC-klagomål.docx
@@ -1683,7 +1683,7 @@
     <w:r>
       <w:tab/>
       <w:tab/>
-      <w:t>2026-06-30</w:t>
+      <w:t>2026-07-01</w:t>
       <w:br/>
       <w:br/>
     </w:r>

--- a/klagomål/A 54617-2025 FSC-klagomål.docx
+++ b/klagomål/A 54617-2025 FSC-klagomål.docx
@@ -1683,7 +1683,7 @@
     <w:r>
       <w:tab/>
       <w:tab/>
-      <w:t>2026-07-01</w:t>
+      <w:t>2026-07-02</w:t>
       <w:br/>
       <w:br/>
     </w:r>

--- a/klagomål/A 54617-2025 FSC-klagomål.docx
+++ b/klagomål/A 54617-2025 FSC-klagomål.docx
@@ -1683,7 +1683,7 @@
     <w:r>
       <w:tab/>
       <w:tab/>
-      <w:t>2026-07-13</w:t>
+      <w:t>2026-07-14</w:t>
       <w:br/>
       <w:br/>
     </w:r>
